--- a/ASPD/SE-C-63_ASPD_Exp10.docx
+++ b/ASPD/SE-C-63_ASPD_Exp10.docx
@@ -1,6 +1,6 @@
 
 <file path=word/document.xml><?xml version="1.0" encoding="utf-8"?>
-<w:document xmlns:wpc="http://schemas.microsoft.com/office/word/2010/wordprocessingCanvas" xmlns:mc="http://schemas.openxmlformats.org/markup-compatibility/2006" xmlns:o="urn:schemas-microsoft-com:office:office" xmlns:r="http://schemas.openxmlformats.org/officeDocument/2006/relationships" xmlns:m="http://schemas.openxmlformats.org/officeDocument/2006/math" xmlns:v="urn:schemas-microsoft-com:vml" xmlns:wp14="http://schemas.microsoft.com/office/word/2010/wordprocessingDrawing" xmlns:wp="http://schemas.openxmlformats.org/drawingml/2006/wordprocessingDrawing" xmlns:w10="urn:schemas-microsoft-com:office:word" xmlns:w="http://schemas.openxmlformats.org/wordprocessingml/2006/main" xmlns:w14="http://schemas.microsoft.com/office/word/2010/wordml" xmlns:w15="http://schemas.microsoft.com/office/word/2012/wordml" xmlns:wpg="http://schemas.microsoft.com/office/word/2010/wordprocessingGroup" xmlns:wpi="http://schemas.microsoft.com/office/word/2010/wordprocessingInk" xmlns:wne="http://schemas.microsoft.com/office/word/2006/wordml" xmlns:wps="http://schemas.microsoft.com/office/word/2010/wordprocessingShape" mc:Ignorable="w14 w15 wp14">
+<w:document xmlns:wpc="http://schemas.microsoft.com/office/word/2010/wordprocessingCanvas" xmlns:cx="http://schemas.microsoft.com/office/drawing/2014/chartex" xmlns:cx1="http://schemas.microsoft.com/office/drawing/2015/9/8/chartex" xmlns:cx2="http://schemas.microsoft.com/office/drawing/2015/10/21/chartex" xmlns:cx3="http://schemas.microsoft.com/office/drawing/2016/5/9/chartex" xmlns:cx4="http://schemas.microsoft.com/office/drawing/2016/5/10/chartex" xmlns:cx5="http://schemas.microsoft.com/office/drawing/2016/5/11/chartex" xmlns:cx6="http://schemas.microsoft.com/office/drawing/2016/5/12/chartex" xmlns:cx7="http://schemas.microsoft.com/office/drawing/2016/5/13/chartex" xmlns:cx8="http://schemas.microsoft.com/office/drawing/2016/5/14/chartex" xmlns:mc="http://schemas.openxmlformats.org/markup-compatibility/2006" xmlns:aink="http://schemas.microsoft.com/office/drawing/2016/ink" xmlns:am3d="http://schemas.microsoft.com/office/drawing/2017/model3d" xmlns:o="urn:schemas-microsoft-com:office:office" xmlns:oel="http://schemas.microsoft.com/office/2019/extlst" xmlns:r="http://schemas.openxmlformats.org/officeDocument/2006/relationships" xmlns:m="http://schemas.openxmlformats.org/officeDocument/2006/math" xmlns:v="urn:schemas-microsoft-com:vml" xmlns:wp14="http://schemas.microsoft.com/office/word/2010/wordprocessingDrawing" xmlns:wp="http://schemas.openxmlformats.org/drawingml/2006/wordprocessingDrawing" xmlns:w10="urn:schemas-microsoft-com:office:word" xmlns:w="http://schemas.openxmlformats.org/wordprocessingml/2006/main" xmlns:w14="http://schemas.microsoft.com/office/word/2010/wordml" xmlns:w15="http://schemas.microsoft.com/office/word/2012/wordml" xmlns:w16cex="http://schemas.microsoft.com/office/word/2018/wordml/cex" xmlns:w16cid="http://schemas.microsoft.com/office/word/2016/wordml/cid" xmlns:w16="http://schemas.microsoft.com/office/word/2018/wordml" xmlns:w16du="http://schemas.microsoft.com/office/word/2023/wordml/word16du" xmlns:w16sdtdh="http://schemas.microsoft.com/office/word/2020/wordml/sdtdatahash" xmlns:w16sdtfl="http://schemas.microsoft.com/office/word/2024/wordml/sdtformatlock" xmlns:w16se="http://schemas.microsoft.com/office/word/2015/wordml/symex" xmlns:wpg="http://schemas.microsoft.com/office/word/2010/wordprocessingGroup" xmlns:wpi="http://schemas.microsoft.com/office/word/2010/wordprocessingInk" xmlns:wne="http://schemas.microsoft.com/office/word/2006/wordml" xmlns:wps="http://schemas.microsoft.com/office/word/2010/wordprocessingShape" mc:Ignorable="w14 w15 w16se w16cid w16 w16cex w16sdtdh w16sdtfl w16du wp14">
   <w:body>
     <w:p>
       <w:pPr>
@@ -42,51 +42,7 @@
           <w:sz w:val="48"/>
           <w:szCs w:val="24"/>
         </w:rPr>
-        <w:t xml:space="preserve">Chi-Square Test </w:t>
-      </w:r>
-      <w:proofErr w:type="gramStart"/>
-      <w:r>
-        <w:rPr>
-          <w:rFonts w:ascii="Times New Roman" w:hAnsi="Times New Roman" w:cs="Times New Roman"/>
-          <w:b/>
-          <w:color w:val="000000" w:themeColor="text1"/>
-          <w:sz w:val="48"/>
-          <w:szCs w:val="24"/>
-        </w:rPr>
-        <w:t>Using</w:t>
-      </w:r>
-      <w:proofErr w:type="gramEnd"/>
-      <w:r>
-        <w:rPr>
-          <w:rFonts w:ascii="Times New Roman" w:hAnsi="Times New Roman" w:cs="Times New Roman"/>
-          <w:b/>
-          <w:color w:val="000000" w:themeColor="text1"/>
-          <w:sz w:val="48"/>
-          <w:szCs w:val="24"/>
-        </w:rPr>
-        <w:t xml:space="preserve"> dataset</w:t>
-      </w:r>
-    </w:p>
-    <w:p>
-      <w:pPr>
-        <w:jc w:val="center"/>
-        <w:rPr>
-          <w:rFonts w:ascii="Times New Roman" w:hAnsi="Times New Roman" w:cs="Times New Roman"/>
-          <w:b/>
-          <w:color w:val="000000" w:themeColor="text1"/>
-          <w:sz w:val="48"/>
-          <w:szCs w:val="24"/>
-        </w:rPr>
-      </w:pPr>
-      <w:r>
-        <w:rPr>
-          <w:rFonts w:ascii="Times New Roman" w:hAnsi="Times New Roman" w:cs="Times New Roman"/>
-          <w:b/>
-          <w:color w:val="000000" w:themeColor="text1"/>
-          <w:sz w:val="48"/>
-          <w:szCs w:val="24"/>
-        </w:rPr>
-        <w:t>PART A</w:t>
+        <w:t>Chi-Square Test Using dataset</w:t>
       </w:r>
     </w:p>
     <w:p>
@@ -125,27 +81,7 @@
           <w:sz w:val="24"/>
           <w:szCs w:val="24"/>
         </w:rPr>
-        <w:t xml:space="preserve">To perform a Chi-Square Test of Independence on categorical data stored in a CSV file using R programming in </w:t>
-      </w:r>
-      <w:proofErr w:type="spellStart"/>
-      <w:r>
-        <w:rPr>
-          <w:rFonts w:ascii="Times New Roman" w:hAnsi="Times New Roman" w:cs="Times New Roman"/>
-          <w:color w:val="000000" w:themeColor="text1"/>
-          <w:sz w:val="24"/>
-          <w:szCs w:val="24"/>
-        </w:rPr>
-        <w:t>RStudio</w:t>
-      </w:r>
-      <w:proofErr w:type="spellEnd"/>
-      <w:r>
-        <w:rPr>
-          <w:rFonts w:ascii="Times New Roman" w:hAnsi="Times New Roman" w:cs="Times New Roman"/>
-          <w:color w:val="000000" w:themeColor="text1"/>
-          <w:sz w:val="24"/>
-          <w:szCs w:val="24"/>
-        </w:rPr>
-        <w:t>.</w:t>
+        <w:t>To perform a Chi-Square Test of Independence on categorical data stored in a CSV file using R programming in RStudio.</w:t>
       </w:r>
     </w:p>
     <w:p>
@@ -185,27 +121,7 @@
           <w:sz w:val="24"/>
           <w:szCs w:val="24"/>
         </w:rPr>
-        <w:t xml:space="preserve">Import a CSV dataset into </w:t>
-      </w:r>
-      <w:proofErr w:type="spellStart"/>
-      <w:r>
-        <w:rPr>
-          <w:rFonts w:ascii="Times New Roman" w:hAnsi="Times New Roman" w:cs="Times New Roman"/>
-          <w:color w:val="000000" w:themeColor="text1"/>
-          <w:sz w:val="24"/>
-          <w:szCs w:val="24"/>
-        </w:rPr>
-        <w:t>RStudio</w:t>
-      </w:r>
-      <w:proofErr w:type="spellEnd"/>
-      <w:r>
-        <w:rPr>
-          <w:rFonts w:ascii="Times New Roman" w:hAnsi="Times New Roman" w:cs="Times New Roman"/>
-          <w:color w:val="000000" w:themeColor="text1"/>
-          <w:sz w:val="24"/>
-          <w:szCs w:val="24"/>
-        </w:rPr>
-        <w:t>.</w:t>
+        <w:t>Import a CSV dataset into RStudio.</w:t>
       </w:r>
     </w:p>
     <w:p>
@@ -265,38 +181,7 @@
           <w:sz w:val="24"/>
           <w:szCs w:val="24"/>
         </w:rPr>
-        <w:t xml:space="preserve">Apply the Chi-Square test using </w:t>
-      </w:r>
-      <w:proofErr w:type="spellStart"/>
-      <w:proofErr w:type="gramStart"/>
-      <w:r>
-        <w:rPr>
-          <w:rFonts w:ascii="Times New Roman" w:hAnsi="Times New Roman" w:cs="Times New Roman"/>
-          <w:color w:val="000000" w:themeColor="text1"/>
-          <w:sz w:val="24"/>
-          <w:szCs w:val="24"/>
-        </w:rPr>
-        <w:t>chisq.test</w:t>
-      </w:r>
-      <w:proofErr w:type="spellEnd"/>
-      <w:r>
-        <w:rPr>
-          <w:rFonts w:ascii="Times New Roman" w:hAnsi="Times New Roman" w:cs="Times New Roman"/>
-          <w:color w:val="000000" w:themeColor="text1"/>
-          <w:sz w:val="24"/>
-          <w:szCs w:val="24"/>
-        </w:rPr>
-        <w:t>(</w:t>
-      </w:r>
-      <w:proofErr w:type="gramEnd"/>
-      <w:r>
-        <w:rPr>
-          <w:rFonts w:ascii="Times New Roman" w:hAnsi="Times New Roman" w:cs="Times New Roman"/>
-          <w:color w:val="000000" w:themeColor="text1"/>
-          <w:sz w:val="24"/>
-          <w:szCs w:val="24"/>
-        </w:rPr>
-        <w:t>).</w:t>
+        <w:t>Apply the Chi-Square test using chisq.test().</w:t>
       </w:r>
     </w:p>
     <w:p>
@@ -341,2626 +226,6 @@
     </w:p>
     <w:p>
       <w:pPr>
-        <w:pStyle w:val="Heading1"/>
-        <w:rPr>
-          <w:rFonts w:ascii="Times New Roman" w:hAnsi="Times New Roman" w:cs="Times New Roman"/>
-          <w:color w:val="000000" w:themeColor="text1"/>
-          <w:sz w:val="24"/>
-          <w:szCs w:val="24"/>
-        </w:rPr>
-      </w:pPr>
-      <w:r>
-        <w:rPr>
-          <w:rFonts w:ascii="Times New Roman" w:hAnsi="Times New Roman" w:cs="Times New Roman"/>
-          <w:color w:val="000000" w:themeColor="text1"/>
-          <w:sz w:val="24"/>
-          <w:szCs w:val="24"/>
-        </w:rPr>
-        <w:t>Theory</w:t>
-      </w:r>
-    </w:p>
-    <w:p>
-      <w:pPr>
-        <w:rPr>
-          <w:rFonts w:ascii="Times New Roman" w:hAnsi="Times New Roman" w:cs="Times New Roman"/>
-          <w:color w:val="000000" w:themeColor="text1"/>
-          <w:sz w:val="24"/>
-          <w:szCs w:val="24"/>
-        </w:rPr>
-      </w:pPr>
-      <w:r>
-        <w:rPr>
-          <w:rFonts w:ascii="Times New Roman" w:hAnsi="Times New Roman" w:cs="Times New Roman"/>
-          <w:color w:val="000000" w:themeColor="text1"/>
-          <w:sz w:val="24"/>
-          <w:szCs w:val="24"/>
-        </w:rPr>
-        <w:t>The Chi-Square Test of Independence is used to determine whether there is a statistically significant association between two categorical variables.</w:t>
-      </w:r>
-    </w:p>
-    <w:p>
-      <w:pPr>
-        <w:rPr>
-          <w:rFonts w:ascii="Times New Roman" w:hAnsi="Times New Roman" w:cs="Times New Roman"/>
-          <w:color w:val="000000" w:themeColor="text1"/>
-          <w:sz w:val="24"/>
-          <w:szCs w:val="24"/>
-        </w:rPr>
-      </w:pPr>
-      <w:r>
-        <w:rPr>
-          <w:rFonts w:ascii="Times New Roman" w:hAnsi="Times New Roman" w:cs="Times New Roman"/>
-          <w:color w:val="000000" w:themeColor="text1"/>
-          <w:sz w:val="24"/>
-          <w:szCs w:val="24"/>
-        </w:rPr>
-        <w:t>In this experiment, we test whether Gender and Preferred Programming Language are associated.</w:t>
-      </w:r>
-    </w:p>
-    <w:p>
-      <w:pPr>
-        <w:rPr>
-          <w:rFonts w:ascii="Times New Roman" w:hAnsi="Times New Roman" w:cs="Times New Roman"/>
-          <w:color w:val="000000" w:themeColor="text1"/>
-          <w:sz w:val="24"/>
-          <w:szCs w:val="24"/>
-        </w:rPr>
-      </w:pPr>
-      <w:r>
-        <w:rPr>
-          <w:rFonts w:ascii="Times New Roman" w:hAnsi="Times New Roman" w:cs="Times New Roman"/>
-          <w:color w:val="000000" w:themeColor="text1"/>
-          <w:sz w:val="24"/>
-          <w:szCs w:val="24"/>
-        </w:rPr>
-        <w:t>Null Hypothesis (H₀): There is no significant association between Gender and Programming Language.</w:t>
-      </w:r>
-    </w:p>
-    <w:p>
-      <w:pPr>
-        <w:rPr>
-          <w:rFonts w:ascii="Times New Roman" w:hAnsi="Times New Roman" w:cs="Times New Roman"/>
-          <w:color w:val="000000" w:themeColor="text1"/>
-          <w:sz w:val="24"/>
-          <w:szCs w:val="24"/>
-        </w:rPr>
-      </w:pPr>
-      <w:r>
-        <w:rPr>
-          <w:rFonts w:ascii="Times New Roman" w:hAnsi="Times New Roman" w:cs="Times New Roman"/>
-          <w:color w:val="000000" w:themeColor="text1"/>
-          <w:sz w:val="24"/>
-          <w:szCs w:val="24"/>
-        </w:rPr>
-        <w:t>Alternative Hypothesis (H₁): There is a significant association between Gender and Programming Language.</w:t>
-      </w:r>
-    </w:p>
-    <w:p>
-      <w:pPr>
-        <w:rPr>
-          <w:rFonts w:ascii="Times New Roman" w:hAnsi="Times New Roman" w:cs="Times New Roman"/>
-          <w:color w:val="000000" w:themeColor="text1"/>
-          <w:sz w:val="24"/>
-          <w:szCs w:val="24"/>
-        </w:rPr>
-      </w:pPr>
-      <w:r>
-        <w:rPr>
-          <w:rFonts w:ascii="Times New Roman" w:hAnsi="Times New Roman" w:cs="Times New Roman"/>
-          <w:color w:val="000000" w:themeColor="text1"/>
-          <w:sz w:val="24"/>
-          <w:szCs w:val="24"/>
-        </w:rPr>
-        <w:t>Chi-Square statistic:</w:t>
-      </w:r>
-    </w:p>
-    <w:p>
-      <w:pPr>
-        <w:jc w:val="center"/>
-        <w:rPr>
-          <w:rFonts w:ascii="Times New Roman" w:hAnsi="Times New Roman" w:cs="Times New Roman"/>
-          <w:color w:val="000000" w:themeColor="text1"/>
-          <w:sz w:val="24"/>
-          <w:szCs w:val="24"/>
-        </w:rPr>
-      </w:pPr>
-      <w:r>
-        <w:rPr>
-          <w:rFonts w:ascii="Times New Roman" w:hAnsi="Times New Roman" w:cs="Times New Roman"/>
-          <w:b/>
-          <w:color w:val="000000" w:themeColor="text1"/>
-          <w:sz w:val="24"/>
-          <w:szCs w:val="24"/>
-        </w:rPr>
-        <w:t>χ² = Σ (Oᵢ − Eᵢ</w:t>
-      </w:r>
-      <w:proofErr w:type="gramStart"/>
-      <w:r>
-        <w:rPr>
-          <w:rFonts w:ascii="Times New Roman" w:hAnsi="Times New Roman" w:cs="Times New Roman"/>
-          <w:b/>
-          <w:color w:val="000000" w:themeColor="text1"/>
-          <w:sz w:val="24"/>
-          <w:szCs w:val="24"/>
-        </w:rPr>
-        <w:t>)²</w:t>
-      </w:r>
-      <w:proofErr w:type="gramEnd"/>
-      <w:r>
-        <w:rPr>
-          <w:rFonts w:ascii="Times New Roman" w:hAnsi="Times New Roman" w:cs="Times New Roman"/>
-          <w:b/>
-          <w:color w:val="000000" w:themeColor="text1"/>
-          <w:sz w:val="24"/>
-          <w:szCs w:val="24"/>
-        </w:rPr>
-        <w:t xml:space="preserve"> / Eᵢ</w:t>
-      </w:r>
-    </w:p>
-    <w:p>
-      <w:pPr>
-        <w:rPr>
-          <w:rFonts w:ascii="Times New Roman" w:hAnsi="Times New Roman" w:cs="Times New Roman"/>
-          <w:color w:val="000000" w:themeColor="text1"/>
-          <w:sz w:val="24"/>
-          <w:szCs w:val="24"/>
-        </w:rPr>
-      </w:pPr>
-      <w:proofErr w:type="gramStart"/>
-      <w:r>
-        <w:rPr>
-          <w:rFonts w:ascii="Times New Roman" w:hAnsi="Times New Roman" w:cs="Times New Roman"/>
-          <w:color w:val="000000" w:themeColor="text1"/>
-          <w:sz w:val="24"/>
-          <w:szCs w:val="24"/>
-        </w:rPr>
-        <w:t>where</w:t>
-      </w:r>
-      <w:proofErr w:type="gramEnd"/>
-      <w:r>
-        <w:rPr>
-          <w:rFonts w:ascii="Times New Roman" w:hAnsi="Times New Roman" w:cs="Times New Roman"/>
-          <w:color w:val="000000" w:themeColor="text1"/>
-          <w:sz w:val="24"/>
-          <w:szCs w:val="24"/>
-        </w:rPr>
-        <w:t xml:space="preserve"> Oᵢ is the observed frequency and Eᵢ is the expected frequency.</w:t>
-      </w:r>
-    </w:p>
-    <w:p>
-      <w:pPr>
-        <w:rPr>
-          <w:rFonts w:ascii="Times New Roman" w:hAnsi="Times New Roman" w:cs="Times New Roman"/>
-          <w:color w:val="000000" w:themeColor="text1"/>
-          <w:sz w:val="24"/>
-          <w:szCs w:val="24"/>
-        </w:rPr>
-      </w:pPr>
-      <w:r>
-        <w:rPr>
-          <w:rFonts w:ascii="Times New Roman" w:hAnsi="Times New Roman" w:cs="Times New Roman"/>
-          <w:color w:val="000000" w:themeColor="text1"/>
-          <w:sz w:val="24"/>
-          <w:szCs w:val="24"/>
-        </w:rPr>
-        <w:t>Significance level: α = 0.05</w:t>
-      </w:r>
-    </w:p>
-    <w:p>
-      <w:pPr>
-        <w:rPr>
-          <w:rFonts w:ascii="Times New Roman" w:hAnsi="Times New Roman" w:cs="Times New Roman"/>
-          <w:color w:val="000000" w:themeColor="text1"/>
-          <w:sz w:val="24"/>
-          <w:szCs w:val="24"/>
-        </w:rPr>
-      </w:pPr>
-      <w:r>
-        <w:rPr>
-          <w:rFonts w:ascii="Times New Roman" w:hAnsi="Times New Roman" w:cs="Times New Roman"/>
-          <w:color w:val="000000" w:themeColor="text1"/>
-          <w:sz w:val="24"/>
-          <w:szCs w:val="24"/>
-        </w:rPr>
-        <w:t>Decision rule:</w:t>
-      </w:r>
-    </w:p>
-    <w:p>
-      <w:pPr>
-        <w:pStyle w:val="ListBullet"/>
-        <w:rPr>
-          <w:rFonts w:ascii="Times New Roman" w:hAnsi="Times New Roman" w:cs="Times New Roman"/>
-          <w:color w:val="000000" w:themeColor="text1"/>
-          <w:sz w:val="24"/>
-          <w:szCs w:val="24"/>
-        </w:rPr>
-      </w:pPr>
-      <w:r>
-        <w:rPr>
-          <w:rFonts w:ascii="Times New Roman" w:hAnsi="Times New Roman" w:cs="Times New Roman"/>
-          <w:color w:val="000000" w:themeColor="text1"/>
-          <w:sz w:val="24"/>
-          <w:szCs w:val="24"/>
-        </w:rPr>
-        <w:t>• If p-value &lt; 0.05, reject H₀.</w:t>
-      </w:r>
-    </w:p>
-    <w:p>
-      <w:pPr>
-        <w:pStyle w:val="ListBullet"/>
-        <w:rPr>
-          <w:rFonts w:ascii="Times New Roman" w:hAnsi="Times New Roman" w:cs="Times New Roman"/>
-          <w:color w:val="000000" w:themeColor="text1"/>
-          <w:sz w:val="24"/>
-          <w:szCs w:val="24"/>
-        </w:rPr>
-      </w:pPr>
-      <w:r>
-        <w:rPr>
-          <w:rFonts w:ascii="Times New Roman" w:hAnsi="Times New Roman" w:cs="Times New Roman"/>
-          <w:color w:val="000000" w:themeColor="text1"/>
-          <w:sz w:val="24"/>
-          <w:szCs w:val="24"/>
-        </w:rPr>
-        <w:t>• If p-value ≥ 0.05, fail to reject H₀.</w:t>
-      </w:r>
-    </w:p>
-    <w:p>
-      <w:pPr>
-        <w:pStyle w:val="Heading1"/>
-        <w:rPr>
-          <w:rFonts w:ascii="Times New Roman" w:hAnsi="Times New Roman" w:cs="Times New Roman"/>
-          <w:color w:val="000000" w:themeColor="text1"/>
-          <w:sz w:val="24"/>
-          <w:szCs w:val="24"/>
-        </w:rPr>
-      </w:pPr>
-      <w:r>
-        <w:rPr>
-          <w:rFonts w:ascii="Times New Roman" w:hAnsi="Times New Roman" w:cs="Times New Roman"/>
-          <w:color w:val="000000" w:themeColor="text1"/>
-          <w:sz w:val="24"/>
-          <w:szCs w:val="24"/>
-        </w:rPr>
-        <w:lastRenderedPageBreak/>
-        <w:t>Software Required</w:t>
-      </w:r>
-    </w:p>
-    <w:p>
-      <w:pPr>
-        <w:pStyle w:val="ListBullet"/>
-        <w:rPr>
-          <w:rFonts w:ascii="Times New Roman" w:hAnsi="Times New Roman" w:cs="Times New Roman"/>
-          <w:color w:val="000000" w:themeColor="text1"/>
-          <w:sz w:val="24"/>
-          <w:szCs w:val="24"/>
-        </w:rPr>
-      </w:pPr>
-      <w:r>
-        <w:rPr>
-          <w:rFonts w:ascii="Times New Roman" w:hAnsi="Times New Roman" w:cs="Times New Roman"/>
-          <w:color w:val="000000" w:themeColor="text1"/>
-          <w:sz w:val="24"/>
-          <w:szCs w:val="24"/>
-        </w:rPr>
-        <w:t>R</w:t>
-      </w:r>
-    </w:p>
-    <w:p>
-      <w:pPr>
-        <w:pStyle w:val="ListBullet"/>
-        <w:rPr>
-          <w:rFonts w:ascii="Times New Roman" w:hAnsi="Times New Roman" w:cs="Times New Roman"/>
-          <w:color w:val="000000" w:themeColor="text1"/>
-          <w:sz w:val="24"/>
-          <w:szCs w:val="24"/>
-        </w:rPr>
-      </w:pPr>
-      <w:proofErr w:type="spellStart"/>
-      <w:r>
-        <w:rPr>
-          <w:rFonts w:ascii="Times New Roman" w:hAnsi="Times New Roman" w:cs="Times New Roman"/>
-          <w:color w:val="000000" w:themeColor="text1"/>
-          <w:sz w:val="24"/>
-          <w:szCs w:val="24"/>
-        </w:rPr>
-        <w:t>RStudio</w:t>
-      </w:r>
-      <w:proofErr w:type="spellEnd"/>
-    </w:p>
-    <w:p>
-      <w:pPr>
-        <w:pStyle w:val="ListBullet"/>
-        <w:rPr>
-          <w:rFonts w:ascii="Times New Roman" w:hAnsi="Times New Roman" w:cs="Times New Roman"/>
-          <w:color w:val="000000" w:themeColor="text1"/>
-          <w:sz w:val="24"/>
-          <w:szCs w:val="24"/>
-        </w:rPr>
-      </w:pPr>
-      <w:r>
-        <w:rPr>
-          <w:rFonts w:ascii="Times New Roman" w:hAnsi="Times New Roman" w:cs="Times New Roman"/>
-          <w:color w:val="000000" w:themeColor="text1"/>
-          <w:sz w:val="24"/>
-          <w:szCs w:val="24"/>
-        </w:rPr>
-        <w:t>CSV dataset</w:t>
-      </w:r>
-    </w:p>
-    <w:p>
-      <w:pPr>
-        <w:pStyle w:val="ListBullet"/>
-        <w:rPr>
-          <w:rFonts w:ascii="Times New Roman" w:hAnsi="Times New Roman" w:cs="Times New Roman"/>
-          <w:color w:val="000000" w:themeColor="text1"/>
-          <w:sz w:val="24"/>
-          <w:szCs w:val="24"/>
-        </w:rPr>
-      </w:pPr>
-      <w:r>
-        <w:rPr>
-          <w:rFonts w:ascii="Times New Roman" w:hAnsi="Times New Roman" w:cs="Times New Roman"/>
-          <w:color w:val="000000" w:themeColor="text1"/>
-          <w:sz w:val="24"/>
-          <w:szCs w:val="24"/>
-        </w:rPr>
-        <w:t>No additional R packages are required.</w:t>
-      </w:r>
-    </w:p>
-    <w:p>
-      <w:pPr>
-        <w:pStyle w:val="Heading1"/>
-        <w:rPr>
-          <w:rFonts w:ascii="Times New Roman" w:hAnsi="Times New Roman" w:cs="Times New Roman"/>
-          <w:color w:val="000000" w:themeColor="text1"/>
-          <w:sz w:val="24"/>
-          <w:szCs w:val="24"/>
-        </w:rPr>
-      </w:pPr>
-      <w:r>
-        <w:rPr>
-          <w:rFonts w:ascii="Times New Roman" w:hAnsi="Times New Roman" w:cs="Times New Roman"/>
-          <w:color w:val="000000" w:themeColor="text1"/>
-          <w:sz w:val="24"/>
-          <w:szCs w:val="24"/>
-        </w:rPr>
-        <w:t xml:space="preserve"> Dataset</w:t>
-      </w:r>
-    </w:p>
-    <w:p>
-      <w:pPr>
-        <w:rPr>
-          <w:rFonts w:ascii="Times New Roman" w:hAnsi="Times New Roman" w:cs="Times New Roman"/>
-          <w:color w:val="000000" w:themeColor="text1"/>
-          <w:sz w:val="24"/>
-          <w:szCs w:val="24"/>
-        </w:rPr>
-      </w:pPr>
-      <w:r>
-        <w:rPr>
-          <w:rFonts w:ascii="Times New Roman" w:hAnsi="Times New Roman" w:cs="Times New Roman"/>
-          <w:color w:val="000000" w:themeColor="text1"/>
-          <w:sz w:val="24"/>
-          <w:szCs w:val="24"/>
-        </w:rPr>
-        <w:t>Create a CSV file named student_data.csv. The dataset contains Student ID, Gender, and Preferred Programming Language.</w:t>
-      </w:r>
-    </w:p>
-    <w:tbl>
-      <w:tblPr>
-        <w:tblStyle w:val="TableGrid"/>
-        <w:tblW w:w="0" w:type="auto"/>
-        <w:tblLook w:val="04A0" w:firstRow="1" w:lastRow="0" w:firstColumn="1" w:lastColumn="0" w:noHBand="0" w:noVBand="1"/>
-      </w:tblPr>
-      <w:tblGrid>
-        <w:gridCol w:w="9936"/>
-      </w:tblGrid>
-      <w:tr>
-        <w:tc>
-          <w:tcPr>
-            <w:tcW w:w="9936" w:type="dxa"/>
-            <w:shd w:val="clear" w:color="auto" w:fill="F2F2F2"/>
-          </w:tcPr>
-          <w:p>
-            <w:pPr>
-              <w:spacing w:after="0" w:line="240" w:lineRule="auto"/>
-              <w:rPr>
-                <w:rFonts w:ascii="Times New Roman" w:hAnsi="Times New Roman" w:cs="Times New Roman"/>
-                <w:color w:val="000000" w:themeColor="text1"/>
-                <w:sz w:val="24"/>
-                <w:szCs w:val="24"/>
-              </w:rPr>
-            </w:pPr>
-            <w:proofErr w:type="spellStart"/>
-            <w:r>
-              <w:rPr>
-                <w:rFonts w:ascii="Times New Roman" w:hAnsi="Times New Roman" w:cs="Times New Roman"/>
-                <w:color w:val="000000" w:themeColor="text1"/>
-                <w:sz w:val="24"/>
-                <w:szCs w:val="24"/>
-              </w:rPr>
-              <w:t>Student_ID,Gender,Programming_Language</w:t>
-            </w:r>
-            <w:proofErr w:type="spellEnd"/>
-            <w:r>
-              <w:rPr>
-                <w:rFonts w:ascii="Times New Roman" w:hAnsi="Times New Roman" w:cs="Times New Roman"/>
-                <w:color w:val="000000" w:themeColor="text1"/>
-                <w:sz w:val="24"/>
-                <w:szCs w:val="24"/>
-              </w:rPr>
-              <w:br/>
-              <w:t>1,Male,Python</w:t>
-            </w:r>
-            <w:r>
-              <w:rPr>
-                <w:rFonts w:ascii="Times New Roman" w:hAnsi="Times New Roman" w:cs="Times New Roman"/>
-                <w:color w:val="000000" w:themeColor="text1"/>
-                <w:sz w:val="24"/>
-                <w:szCs w:val="24"/>
-              </w:rPr>
-              <w:br/>
-              <w:t>2,Female,Python</w:t>
-            </w:r>
-            <w:r>
-              <w:rPr>
-                <w:rFonts w:ascii="Times New Roman" w:hAnsi="Times New Roman" w:cs="Times New Roman"/>
-                <w:color w:val="000000" w:themeColor="text1"/>
-                <w:sz w:val="24"/>
-                <w:szCs w:val="24"/>
-              </w:rPr>
-              <w:br/>
-              <w:t>3,Male,Java</w:t>
-            </w:r>
-            <w:r>
-              <w:rPr>
-                <w:rFonts w:ascii="Times New Roman" w:hAnsi="Times New Roman" w:cs="Times New Roman"/>
-                <w:color w:val="000000" w:themeColor="text1"/>
-                <w:sz w:val="24"/>
-                <w:szCs w:val="24"/>
-              </w:rPr>
-              <w:br/>
-              <w:t>4,Female,C</w:t>
-            </w:r>
-            <w:r>
-              <w:rPr>
-                <w:rFonts w:ascii="Times New Roman" w:hAnsi="Times New Roman" w:cs="Times New Roman"/>
-                <w:color w:val="000000" w:themeColor="text1"/>
-                <w:sz w:val="24"/>
-                <w:szCs w:val="24"/>
-              </w:rPr>
-              <w:br/>
-              <w:t>5,Male,Python</w:t>
-            </w:r>
-            <w:r>
-              <w:rPr>
-                <w:rFonts w:ascii="Times New Roman" w:hAnsi="Times New Roman" w:cs="Times New Roman"/>
-                <w:color w:val="000000" w:themeColor="text1"/>
-                <w:sz w:val="24"/>
-                <w:szCs w:val="24"/>
-              </w:rPr>
-              <w:br/>
-              <w:t>6,Female,Java</w:t>
-            </w:r>
-            <w:r>
-              <w:rPr>
-                <w:rFonts w:ascii="Times New Roman" w:hAnsi="Times New Roman" w:cs="Times New Roman"/>
-                <w:color w:val="000000" w:themeColor="text1"/>
-                <w:sz w:val="24"/>
-                <w:szCs w:val="24"/>
-              </w:rPr>
-              <w:br/>
-              <w:t>7,Male,C</w:t>
-            </w:r>
-            <w:r>
-              <w:rPr>
-                <w:rFonts w:ascii="Times New Roman" w:hAnsi="Times New Roman" w:cs="Times New Roman"/>
-                <w:color w:val="000000" w:themeColor="text1"/>
-                <w:sz w:val="24"/>
-                <w:szCs w:val="24"/>
-              </w:rPr>
-              <w:br/>
-              <w:t>8,Female,Python</w:t>
-            </w:r>
-            <w:r>
-              <w:rPr>
-                <w:rFonts w:ascii="Times New Roman" w:hAnsi="Times New Roman" w:cs="Times New Roman"/>
-                <w:color w:val="000000" w:themeColor="text1"/>
-                <w:sz w:val="24"/>
-                <w:szCs w:val="24"/>
-              </w:rPr>
-              <w:br/>
-              <w:t>9,Male,Java</w:t>
-            </w:r>
-            <w:r>
-              <w:rPr>
-                <w:rFonts w:ascii="Times New Roman" w:hAnsi="Times New Roman" w:cs="Times New Roman"/>
-                <w:color w:val="000000" w:themeColor="text1"/>
-                <w:sz w:val="24"/>
-                <w:szCs w:val="24"/>
-              </w:rPr>
-              <w:br/>
-              <w:t>10,Female,C</w:t>
-            </w:r>
-            <w:r>
-              <w:rPr>
-                <w:rFonts w:ascii="Times New Roman" w:hAnsi="Times New Roman" w:cs="Times New Roman"/>
-                <w:color w:val="000000" w:themeColor="text1"/>
-                <w:sz w:val="24"/>
-                <w:szCs w:val="24"/>
-              </w:rPr>
-              <w:br/>
-              <w:t>11,Male,Python</w:t>
-            </w:r>
-            <w:r>
-              <w:rPr>
-                <w:rFonts w:ascii="Times New Roman" w:hAnsi="Times New Roman" w:cs="Times New Roman"/>
-                <w:color w:val="000000" w:themeColor="text1"/>
-                <w:sz w:val="24"/>
-                <w:szCs w:val="24"/>
-              </w:rPr>
-              <w:br/>
-              <w:t>12,Female,Java</w:t>
-            </w:r>
-            <w:r>
-              <w:rPr>
-                <w:rFonts w:ascii="Times New Roman" w:hAnsi="Times New Roman" w:cs="Times New Roman"/>
-                <w:color w:val="000000" w:themeColor="text1"/>
-                <w:sz w:val="24"/>
-                <w:szCs w:val="24"/>
-              </w:rPr>
-              <w:br/>
-              <w:t>13,Male,C</w:t>
-            </w:r>
-            <w:r>
-              <w:rPr>
-                <w:rFonts w:ascii="Times New Roman" w:hAnsi="Times New Roman" w:cs="Times New Roman"/>
-                <w:color w:val="000000" w:themeColor="text1"/>
-                <w:sz w:val="24"/>
-                <w:szCs w:val="24"/>
-              </w:rPr>
-              <w:br/>
-              <w:t>14,Female,Python</w:t>
-            </w:r>
-            <w:r>
-              <w:rPr>
-                <w:rFonts w:ascii="Times New Roman" w:hAnsi="Times New Roman" w:cs="Times New Roman"/>
-                <w:color w:val="000000" w:themeColor="text1"/>
-                <w:sz w:val="24"/>
-                <w:szCs w:val="24"/>
-              </w:rPr>
-              <w:br/>
-              <w:t>15,Male,Java</w:t>
-            </w:r>
-            <w:r>
-              <w:rPr>
-                <w:rFonts w:ascii="Times New Roman" w:hAnsi="Times New Roman" w:cs="Times New Roman"/>
-                <w:color w:val="000000" w:themeColor="text1"/>
-                <w:sz w:val="24"/>
-                <w:szCs w:val="24"/>
-              </w:rPr>
-              <w:br/>
-              <w:t>16,Female,C</w:t>
-            </w:r>
-            <w:r>
-              <w:rPr>
-                <w:rFonts w:ascii="Times New Roman" w:hAnsi="Times New Roman" w:cs="Times New Roman"/>
-                <w:color w:val="000000" w:themeColor="text1"/>
-                <w:sz w:val="24"/>
-                <w:szCs w:val="24"/>
-              </w:rPr>
-              <w:br/>
-              <w:t>17,Male,Python</w:t>
-            </w:r>
-            <w:r>
-              <w:rPr>
-                <w:rFonts w:ascii="Times New Roman" w:hAnsi="Times New Roman" w:cs="Times New Roman"/>
-                <w:color w:val="000000" w:themeColor="text1"/>
-                <w:sz w:val="24"/>
-                <w:szCs w:val="24"/>
-              </w:rPr>
-              <w:br/>
-              <w:t>18,Female,Java</w:t>
-            </w:r>
-            <w:r>
-              <w:rPr>
-                <w:rFonts w:ascii="Times New Roman" w:hAnsi="Times New Roman" w:cs="Times New Roman"/>
-                <w:color w:val="000000" w:themeColor="text1"/>
-                <w:sz w:val="24"/>
-                <w:szCs w:val="24"/>
-              </w:rPr>
-              <w:br/>
-              <w:t>19,Male,C</w:t>
-            </w:r>
-            <w:r>
-              <w:rPr>
-                <w:rFonts w:ascii="Times New Roman" w:hAnsi="Times New Roman" w:cs="Times New Roman"/>
-                <w:color w:val="000000" w:themeColor="text1"/>
-                <w:sz w:val="24"/>
-                <w:szCs w:val="24"/>
-              </w:rPr>
-              <w:br/>
-              <w:t>20,Female,Python</w:t>
-            </w:r>
-            <w:r>
-              <w:rPr>
-                <w:rFonts w:ascii="Times New Roman" w:hAnsi="Times New Roman" w:cs="Times New Roman"/>
-                <w:color w:val="000000" w:themeColor="text1"/>
-                <w:sz w:val="24"/>
-                <w:szCs w:val="24"/>
-              </w:rPr>
-              <w:br/>
-              <w:t>21,Male,Java</w:t>
-            </w:r>
-            <w:r>
-              <w:rPr>
-                <w:rFonts w:ascii="Times New Roman" w:hAnsi="Times New Roman" w:cs="Times New Roman"/>
-                <w:color w:val="000000" w:themeColor="text1"/>
-                <w:sz w:val="24"/>
-                <w:szCs w:val="24"/>
-              </w:rPr>
-              <w:br/>
-              <w:t>22,Female,C</w:t>
-            </w:r>
-            <w:r>
-              <w:rPr>
-                <w:rFonts w:ascii="Times New Roman" w:hAnsi="Times New Roman" w:cs="Times New Roman"/>
-                <w:color w:val="000000" w:themeColor="text1"/>
-                <w:sz w:val="24"/>
-                <w:szCs w:val="24"/>
-              </w:rPr>
-              <w:br/>
-              <w:t>23,Male,Python</w:t>
-            </w:r>
-            <w:r>
-              <w:rPr>
-                <w:rFonts w:ascii="Times New Roman" w:hAnsi="Times New Roman" w:cs="Times New Roman"/>
-                <w:color w:val="000000" w:themeColor="text1"/>
-                <w:sz w:val="24"/>
-                <w:szCs w:val="24"/>
-              </w:rPr>
-              <w:br/>
-              <w:t>24,Female,Java</w:t>
-            </w:r>
-            <w:r>
-              <w:rPr>
-                <w:rFonts w:ascii="Times New Roman" w:hAnsi="Times New Roman" w:cs="Times New Roman"/>
-                <w:color w:val="000000" w:themeColor="text1"/>
-                <w:sz w:val="24"/>
-                <w:szCs w:val="24"/>
-              </w:rPr>
-              <w:br/>
-              <w:t>25,Male,C</w:t>
-            </w:r>
-            <w:r>
-              <w:rPr>
-                <w:rFonts w:ascii="Times New Roman" w:hAnsi="Times New Roman" w:cs="Times New Roman"/>
-                <w:color w:val="000000" w:themeColor="text1"/>
-                <w:sz w:val="24"/>
-                <w:szCs w:val="24"/>
-              </w:rPr>
-              <w:br/>
-              <w:t>26,Female,Python</w:t>
-            </w:r>
-            <w:r>
-              <w:rPr>
-                <w:rFonts w:ascii="Times New Roman" w:hAnsi="Times New Roman" w:cs="Times New Roman"/>
-                <w:color w:val="000000" w:themeColor="text1"/>
-                <w:sz w:val="24"/>
-                <w:szCs w:val="24"/>
-              </w:rPr>
-              <w:br/>
-              <w:t>27,Male,Java</w:t>
-            </w:r>
-            <w:r>
-              <w:rPr>
-                <w:rFonts w:ascii="Times New Roman" w:hAnsi="Times New Roman" w:cs="Times New Roman"/>
-                <w:color w:val="000000" w:themeColor="text1"/>
-                <w:sz w:val="24"/>
-                <w:szCs w:val="24"/>
-              </w:rPr>
-              <w:br/>
-              <w:t>28,Female,C</w:t>
-            </w:r>
-            <w:r>
-              <w:rPr>
-                <w:rFonts w:ascii="Times New Roman" w:hAnsi="Times New Roman" w:cs="Times New Roman"/>
-                <w:color w:val="000000" w:themeColor="text1"/>
-                <w:sz w:val="24"/>
-                <w:szCs w:val="24"/>
-              </w:rPr>
-              <w:br/>
-              <w:t>29,Male,Python</w:t>
-            </w:r>
-            <w:r>
-              <w:rPr>
-                <w:rFonts w:ascii="Times New Roman" w:hAnsi="Times New Roman" w:cs="Times New Roman"/>
-                <w:color w:val="000000" w:themeColor="text1"/>
-                <w:sz w:val="24"/>
-                <w:szCs w:val="24"/>
-              </w:rPr>
-              <w:br/>
-              <w:t>30,Female,Java</w:t>
-            </w:r>
-          </w:p>
-        </w:tc>
-      </w:tr>
-    </w:tbl>
-    <w:p>
-      <w:pPr>
-        <w:rPr>
-          <w:rFonts w:ascii="Times New Roman" w:hAnsi="Times New Roman" w:cs="Times New Roman"/>
-          <w:color w:val="000000" w:themeColor="text1"/>
-          <w:sz w:val="24"/>
-          <w:szCs w:val="24"/>
-        </w:rPr>
-      </w:pPr>
-    </w:p>
-    <w:p>
-      <w:pPr>
-        <w:pStyle w:val="Heading1"/>
-        <w:rPr>
-          <w:rFonts w:ascii="Times New Roman" w:hAnsi="Times New Roman" w:cs="Times New Roman"/>
-          <w:color w:val="000000" w:themeColor="text1"/>
-          <w:sz w:val="24"/>
-          <w:szCs w:val="24"/>
-        </w:rPr>
-      </w:pPr>
-      <w:r>
-        <w:rPr>
-          <w:rFonts w:ascii="Times New Roman" w:hAnsi="Times New Roman" w:cs="Times New Roman"/>
-          <w:color w:val="000000" w:themeColor="text1"/>
-          <w:sz w:val="24"/>
-          <w:szCs w:val="24"/>
-        </w:rPr>
-        <w:t>Procedure</w:t>
-      </w:r>
-    </w:p>
-    <w:p>
-      <w:pPr>
-        <w:rPr>
-          <w:rFonts w:ascii="Times New Roman" w:hAnsi="Times New Roman" w:cs="Times New Roman"/>
-          <w:color w:val="000000" w:themeColor="text1"/>
-          <w:sz w:val="24"/>
-          <w:szCs w:val="24"/>
-        </w:rPr>
-      </w:pPr>
-      <w:r>
-        <w:rPr>
-          <w:rFonts w:ascii="Times New Roman" w:hAnsi="Times New Roman" w:cs="Times New Roman"/>
-          <w:color w:val="000000" w:themeColor="text1"/>
-          <w:sz w:val="24"/>
-          <w:szCs w:val="24"/>
-        </w:rPr>
-        <w:t xml:space="preserve">1. Open </w:t>
-      </w:r>
-      <w:proofErr w:type="spellStart"/>
-      <w:r>
-        <w:rPr>
-          <w:rFonts w:ascii="Times New Roman" w:hAnsi="Times New Roman" w:cs="Times New Roman"/>
-          <w:color w:val="000000" w:themeColor="text1"/>
-          <w:sz w:val="24"/>
-          <w:szCs w:val="24"/>
-        </w:rPr>
-        <w:t>RStudio</w:t>
-      </w:r>
-      <w:proofErr w:type="spellEnd"/>
-      <w:r>
-        <w:rPr>
-          <w:rFonts w:ascii="Times New Roman" w:hAnsi="Times New Roman" w:cs="Times New Roman"/>
-          <w:color w:val="000000" w:themeColor="text1"/>
-          <w:sz w:val="24"/>
-          <w:szCs w:val="24"/>
-        </w:rPr>
-        <w:t>.</w:t>
-      </w:r>
-    </w:p>
-    <w:p>
-      <w:pPr>
-        <w:rPr>
-          <w:rFonts w:ascii="Times New Roman" w:hAnsi="Times New Roman" w:cs="Times New Roman"/>
-          <w:color w:val="000000" w:themeColor="text1"/>
-          <w:sz w:val="24"/>
-          <w:szCs w:val="24"/>
-        </w:rPr>
-      </w:pPr>
-      <w:r>
-        <w:rPr>
-          <w:rFonts w:ascii="Times New Roman" w:hAnsi="Times New Roman" w:cs="Times New Roman"/>
-          <w:color w:val="000000" w:themeColor="text1"/>
-          <w:sz w:val="24"/>
-          <w:szCs w:val="24"/>
-        </w:rPr>
-        <w:t>2. Create a new R Script using File → New File → R Script.</w:t>
-      </w:r>
-    </w:p>
-    <w:p>
-      <w:pPr>
-        <w:rPr>
-          <w:rFonts w:ascii="Times New Roman" w:hAnsi="Times New Roman" w:cs="Times New Roman"/>
-          <w:color w:val="000000" w:themeColor="text1"/>
-          <w:sz w:val="24"/>
-          <w:szCs w:val="24"/>
-        </w:rPr>
-      </w:pPr>
-      <w:r>
-        <w:rPr>
-          <w:rFonts w:ascii="Times New Roman" w:hAnsi="Times New Roman" w:cs="Times New Roman"/>
-          <w:color w:val="000000" w:themeColor="text1"/>
-          <w:sz w:val="24"/>
-          <w:szCs w:val="24"/>
-        </w:rPr>
-        <w:lastRenderedPageBreak/>
-        <w:t>3. Save student_data.csv in the same working directory as the R script, or specify the correct file path.</w:t>
-      </w:r>
-    </w:p>
-    <w:p>
-      <w:pPr>
-        <w:rPr>
-          <w:rFonts w:ascii="Times New Roman" w:hAnsi="Times New Roman" w:cs="Times New Roman"/>
-          <w:color w:val="000000" w:themeColor="text1"/>
-          <w:sz w:val="24"/>
-          <w:szCs w:val="24"/>
-        </w:rPr>
-      </w:pPr>
-      <w:r>
-        <w:rPr>
-          <w:rFonts w:ascii="Times New Roman" w:hAnsi="Times New Roman" w:cs="Times New Roman"/>
-          <w:color w:val="000000" w:themeColor="text1"/>
-          <w:sz w:val="24"/>
-          <w:szCs w:val="24"/>
-        </w:rPr>
-        <w:t xml:space="preserve">4. Import the CSV file using </w:t>
-      </w:r>
-      <w:proofErr w:type="gramStart"/>
-      <w:r>
-        <w:rPr>
-          <w:rFonts w:ascii="Times New Roman" w:hAnsi="Times New Roman" w:cs="Times New Roman"/>
-          <w:color w:val="000000" w:themeColor="text1"/>
-          <w:sz w:val="24"/>
-          <w:szCs w:val="24"/>
-        </w:rPr>
-        <w:t>read.csv(</w:t>
-      </w:r>
-      <w:proofErr w:type="gramEnd"/>
-      <w:r>
-        <w:rPr>
-          <w:rFonts w:ascii="Times New Roman" w:hAnsi="Times New Roman" w:cs="Times New Roman"/>
-          <w:color w:val="000000" w:themeColor="text1"/>
-          <w:sz w:val="24"/>
-          <w:szCs w:val="24"/>
-        </w:rPr>
-        <w:t>).</w:t>
-      </w:r>
-    </w:p>
-    <w:p>
-      <w:pPr>
-        <w:rPr>
-          <w:rFonts w:ascii="Times New Roman" w:hAnsi="Times New Roman" w:cs="Times New Roman"/>
-          <w:color w:val="000000" w:themeColor="text1"/>
-          <w:sz w:val="24"/>
-          <w:szCs w:val="24"/>
-        </w:rPr>
-      </w:pPr>
-      <w:r>
-        <w:rPr>
-          <w:rFonts w:ascii="Times New Roman" w:hAnsi="Times New Roman" w:cs="Times New Roman"/>
-          <w:color w:val="000000" w:themeColor="text1"/>
-          <w:sz w:val="24"/>
-          <w:szCs w:val="24"/>
-        </w:rPr>
-        <w:t xml:space="preserve">5. Examine the dataset using </w:t>
-      </w:r>
-      <w:proofErr w:type="gramStart"/>
-      <w:r>
-        <w:rPr>
-          <w:rFonts w:ascii="Times New Roman" w:hAnsi="Times New Roman" w:cs="Times New Roman"/>
-          <w:color w:val="000000" w:themeColor="text1"/>
-          <w:sz w:val="24"/>
-          <w:szCs w:val="24"/>
-        </w:rPr>
-        <w:t>head(</w:t>
-      </w:r>
-      <w:proofErr w:type="gramEnd"/>
-      <w:r>
-        <w:rPr>
-          <w:rFonts w:ascii="Times New Roman" w:hAnsi="Times New Roman" w:cs="Times New Roman"/>
-          <w:color w:val="000000" w:themeColor="text1"/>
-          <w:sz w:val="24"/>
-          <w:szCs w:val="24"/>
-        </w:rPr>
-        <w:t xml:space="preserve">), </w:t>
-      </w:r>
-      <w:proofErr w:type="spellStart"/>
-      <w:r>
-        <w:rPr>
-          <w:rFonts w:ascii="Times New Roman" w:hAnsi="Times New Roman" w:cs="Times New Roman"/>
-          <w:color w:val="000000" w:themeColor="text1"/>
-          <w:sz w:val="24"/>
-          <w:szCs w:val="24"/>
-        </w:rPr>
-        <w:t>str</w:t>
-      </w:r>
-      <w:proofErr w:type="spellEnd"/>
-      <w:r>
-        <w:rPr>
-          <w:rFonts w:ascii="Times New Roman" w:hAnsi="Times New Roman" w:cs="Times New Roman"/>
-          <w:color w:val="000000" w:themeColor="text1"/>
-          <w:sz w:val="24"/>
-          <w:szCs w:val="24"/>
-        </w:rPr>
-        <w:t>(), dim(), and summary().</w:t>
-      </w:r>
-    </w:p>
-    <w:p>
-      <w:pPr>
-        <w:rPr>
-          <w:rFonts w:ascii="Times New Roman" w:hAnsi="Times New Roman" w:cs="Times New Roman"/>
-          <w:color w:val="000000" w:themeColor="text1"/>
-          <w:sz w:val="24"/>
-          <w:szCs w:val="24"/>
-        </w:rPr>
-      </w:pPr>
-      <w:r>
-        <w:rPr>
-          <w:rFonts w:ascii="Times New Roman" w:hAnsi="Times New Roman" w:cs="Times New Roman"/>
-          <w:color w:val="000000" w:themeColor="text1"/>
-          <w:sz w:val="24"/>
-          <w:szCs w:val="24"/>
-        </w:rPr>
-        <w:t xml:space="preserve">6. Create a contingency table for Gender and </w:t>
-      </w:r>
-      <w:proofErr w:type="spellStart"/>
-      <w:r>
-        <w:rPr>
-          <w:rFonts w:ascii="Times New Roman" w:hAnsi="Times New Roman" w:cs="Times New Roman"/>
-          <w:color w:val="000000" w:themeColor="text1"/>
-          <w:sz w:val="24"/>
-          <w:szCs w:val="24"/>
-        </w:rPr>
-        <w:t>Programming_Language</w:t>
-      </w:r>
-      <w:proofErr w:type="spellEnd"/>
-      <w:r>
-        <w:rPr>
-          <w:rFonts w:ascii="Times New Roman" w:hAnsi="Times New Roman" w:cs="Times New Roman"/>
-          <w:color w:val="000000" w:themeColor="text1"/>
-          <w:sz w:val="24"/>
-          <w:szCs w:val="24"/>
-        </w:rPr>
-        <w:t xml:space="preserve"> using </w:t>
-      </w:r>
-      <w:proofErr w:type="gramStart"/>
-      <w:r>
-        <w:rPr>
-          <w:rFonts w:ascii="Times New Roman" w:hAnsi="Times New Roman" w:cs="Times New Roman"/>
-          <w:color w:val="000000" w:themeColor="text1"/>
-          <w:sz w:val="24"/>
-          <w:szCs w:val="24"/>
-        </w:rPr>
-        <w:t>table(</w:t>
-      </w:r>
-      <w:proofErr w:type="gramEnd"/>
-      <w:r>
-        <w:rPr>
-          <w:rFonts w:ascii="Times New Roman" w:hAnsi="Times New Roman" w:cs="Times New Roman"/>
-          <w:color w:val="000000" w:themeColor="text1"/>
-          <w:sz w:val="24"/>
-          <w:szCs w:val="24"/>
-        </w:rPr>
-        <w:t>).</w:t>
-      </w:r>
-    </w:p>
-    <w:p>
-      <w:pPr>
-        <w:rPr>
-          <w:rFonts w:ascii="Times New Roman" w:hAnsi="Times New Roman" w:cs="Times New Roman"/>
-          <w:color w:val="000000" w:themeColor="text1"/>
-          <w:sz w:val="24"/>
-          <w:szCs w:val="24"/>
-        </w:rPr>
-      </w:pPr>
-      <w:r>
-        <w:rPr>
-          <w:rFonts w:ascii="Times New Roman" w:hAnsi="Times New Roman" w:cs="Times New Roman"/>
-          <w:color w:val="000000" w:themeColor="text1"/>
-          <w:sz w:val="24"/>
-          <w:szCs w:val="24"/>
-        </w:rPr>
-        <w:t xml:space="preserve">7. Perform the Chi-Square Test using </w:t>
-      </w:r>
-      <w:proofErr w:type="spellStart"/>
-      <w:proofErr w:type="gramStart"/>
-      <w:r>
-        <w:rPr>
-          <w:rFonts w:ascii="Times New Roman" w:hAnsi="Times New Roman" w:cs="Times New Roman"/>
-          <w:color w:val="000000" w:themeColor="text1"/>
-          <w:sz w:val="24"/>
-          <w:szCs w:val="24"/>
-        </w:rPr>
-        <w:t>chisq.test</w:t>
-      </w:r>
-      <w:proofErr w:type="spellEnd"/>
-      <w:r>
-        <w:rPr>
-          <w:rFonts w:ascii="Times New Roman" w:hAnsi="Times New Roman" w:cs="Times New Roman"/>
-          <w:color w:val="000000" w:themeColor="text1"/>
-          <w:sz w:val="24"/>
-          <w:szCs w:val="24"/>
-        </w:rPr>
-        <w:t>(</w:t>
-      </w:r>
-      <w:proofErr w:type="gramEnd"/>
-      <w:r>
-        <w:rPr>
-          <w:rFonts w:ascii="Times New Roman" w:hAnsi="Times New Roman" w:cs="Times New Roman"/>
-          <w:color w:val="000000" w:themeColor="text1"/>
-          <w:sz w:val="24"/>
-          <w:szCs w:val="24"/>
-        </w:rPr>
-        <w:t>).</w:t>
-      </w:r>
-    </w:p>
-    <w:p>
-      <w:pPr>
-        <w:rPr>
-          <w:rFonts w:ascii="Times New Roman" w:hAnsi="Times New Roman" w:cs="Times New Roman"/>
-          <w:color w:val="000000" w:themeColor="text1"/>
-          <w:sz w:val="24"/>
-          <w:szCs w:val="24"/>
-        </w:rPr>
-      </w:pPr>
-      <w:r>
-        <w:rPr>
-          <w:rFonts w:ascii="Times New Roman" w:hAnsi="Times New Roman" w:cs="Times New Roman"/>
-          <w:color w:val="000000" w:themeColor="text1"/>
-          <w:sz w:val="24"/>
-          <w:szCs w:val="24"/>
-        </w:rPr>
-        <w:t>8. Display the expected frequencies and test statistics.</w:t>
-      </w:r>
-    </w:p>
-    <w:p>
-      <w:pPr>
-        <w:rPr>
-          <w:rFonts w:ascii="Times New Roman" w:hAnsi="Times New Roman" w:cs="Times New Roman"/>
-          <w:color w:val="000000" w:themeColor="text1"/>
-          <w:sz w:val="24"/>
-          <w:szCs w:val="24"/>
-        </w:rPr>
-      </w:pPr>
-      <w:r>
-        <w:rPr>
-          <w:rFonts w:ascii="Times New Roman" w:hAnsi="Times New Roman" w:cs="Times New Roman"/>
-          <w:color w:val="000000" w:themeColor="text1"/>
-          <w:sz w:val="24"/>
-          <w:szCs w:val="24"/>
-        </w:rPr>
-        <w:t>9. Compare the p-value with 0.05 and state the conclusion.</w:t>
-      </w:r>
-    </w:p>
-    <w:p>
-      <w:pPr>
-        <w:pStyle w:val="Heading1"/>
-        <w:rPr>
-          <w:rFonts w:ascii="Times New Roman" w:hAnsi="Times New Roman" w:cs="Times New Roman"/>
-          <w:color w:val="000000" w:themeColor="text1"/>
-          <w:sz w:val="24"/>
-          <w:szCs w:val="24"/>
-        </w:rPr>
-      </w:pPr>
-      <w:r>
-        <w:rPr>
-          <w:rFonts w:ascii="Times New Roman" w:hAnsi="Times New Roman" w:cs="Times New Roman"/>
-          <w:color w:val="000000" w:themeColor="text1"/>
-          <w:sz w:val="24"/>
-          <w:szCs w:val="24"/>
-        </w:rPr>
-        <w:t xml:space="preserve"> R Program</w:t>
-      </w:r>
-    </w:p>
-    <w:tbl>
-      <w:tblPr>
-        <w:tblStyle w:val="TableGrid"/>
-        <w:tblW w:w="0" w:type="auto"/>
-        <w:tblLook w:val="04A0" w:firstRow="1" w:lastRow="0" w:firstColumn="1" w:lastColumn="0" w:noHBand="0" w:noVBand="1"/>
-      </w:tblPr>
-      <w:tblGrid>
-        <w:gridCol w:w="9936"/>
-      </w:tblGrid>
-      <w:tr>
-        <w:tc>
-          <w:tcPr>
-            <w:tcW w:w="9936" w:type="dxa"/>
-            <w:shd w:val="clear" w:color="auto" w:fill="F2F2F2"/>
-          </w:tcPr>
-          <w:p>
-            <w:pPr>
-              <w:spacing w:after="0" w:line="240" w:lineRule="auto"/>
-              <w:rPr>
-                <w:rFonts w:ascii="Times New Roman" w:hAnsi="Times New Roman" w:cs="Times New Roman"/>
-                <w:color w:val="000000" w:themeColor="text1"/>
-                <w:sz w:val="24"/>
-                <w:szCs w:val="24"/>
-              </w:rPr>
-            </w:pPr>
-            <w:r>
-              <w:rPr>
-                <w:rFonts w:ascii="Times New Roman" w:hAnsi="Times New Roman" w:cs="Times New Roman"/>
-                <w:color w:val="000000" w:themeColor="text1"/>
-                <w:sz w:val="24"/>
-                <w:szCs w:val="24"/>
-              </w:rPr>
-              <w:t># --------------------------------------------</w:t>
-            </w:r>
-            <w:r>
-              <w:rPr>
-                <w:rFonts w:ascii="Times New Roman" w:hAnsi="Times New Roman" w:cs="Times New Roman"/>
-                <w:color w:val="000000" w:themeColor="text1"/>
-                <w:sz w:val="24"/>
-                <w:szCs w:val="24"/>
-              </w:rPr>
-              <w:br/>
-              <w:t># Experiment: Chi-Square Test of Independence</w:t>
-            </w:r>
-            <w:r>
-              <w:rPr>
-                <w:rFonts w:ascii="Times New Roman" w:hAnsi="Times New Roman" w:cs="Times New Roman"/>
-                <w:color w:val="000000" w:themeColor="text1"/>
-                <w:sz w:val="24"/>
-                <w:szCs w:val="24"/>
-              </w:rPr>
-              <w:br/>
-              <w:t># --------------------------------------------</w:t>
-            </w:r>
-            <w:r>
-              <w:rPr>
-                <w:rFonts w:ascii="Times New Roman" w:hAnsi="Times New Roman" w:cs="Times New Roman"/>
-                <w:color w:val="000000" w:themeColor="text1"/>
-                <w:sz w:val="24"/>
-                <w:szCs w:val="24"/>
-              </w:rPr>
-              <w:br/>
-            </w:r>
-            <w:r>
-              <w:rPr>
-                <w:rFonts w:ascii="Times New Roman" w:hAnsi="Times New Roman" w:cs="Times New Roman"/>
-                <w:color w:val="000000" w:themeColor="text1"/>
-                <w:sz w:val="24"/>
-                <w:szCs w:val="24"/>
-              </w:rPr>
-              <w:br/>
-              <w:t># Step 1: Import CSV dataset</w:t>
-            </w:r>
-            <w:r>
-              <w:rPr>
-                <w:rFonts w:ascii="Times New Roman" w:hAnsi="Times New Roman" w:cs="Times New Roman"/>
-                <w:color w:val="000000" w:themeColor="text1"/>
-                <w:sz w:val="24"/>
-                <w:szCs w:val="24"/>
-              </w:rPr>
-              <w:br/>
-              <w:t>data &lt;- read.csv("student_data.csv")</w:t>
-            </w:r>
-            <w:r>
-              <w:rPr>
-                <w:rFonts w:ascii="Times New Roman" w:hAnsi="Times New Roman" w:cs="Times New Roman"/>
-                <w:color w:val="000000" w:themeColor="text1"/>
-                <w:sz w:val="24"/>
-                <w:szCs w:val="24"/>
-              </w:rPr>
-              <w:br/>
-            </w:r>
-            <w:r>
-              <w:rPr>
-                <w:rFonts w:ascii="Times New Roman" w:hAnsi="Times New Roman" w:cs="Times New Roman"/>
-                <w:color w:val="000000" w:themeColor="text1"/>
-                <w:sz w:val="24"/>
-                <w:szCs w:val="24"/>
-              </w:rPr>
-              <w:br/>
-              <w:t># Step 2: Display dataset</w:t>
-            </w:r>
-            <w:r>
-              <w:rPr>
-                <w:rFonts w:ascii="Times New Roman" w:hAnsi="Times New Roman" w:cs="Times New Roman"/>
-                <w:color w:val="000000" w:themeColor="text1"/>
-                <w:sz w:val="24"/>
-                <w:szCs w:val="24"/>
-              </w:rPr>
-              <w:br/>
-              <w:t>print(data)</w:t>
-            </w:r>
-            <w:r>
-              <w:rPr>
-                <w:rFonts w:ascii="Times New Roman" w:hAnsi="Times New Roman" w:cs="Times New Roman"/>
-                <w:color w:val="000000" w:themeColor="text1"/>
-                <w:sz w:val="24"/>
-                <w:szCs w:val="24"/>
-              </w:rPr>
-              <w:br/>
-            </w:r>
-            <w:r>
-              <w:rPr>
-                <w:rFonts w:ascii="Times New Roman" w:hAnsi="Times New Roman" w:cs="Times New Roman"/>
-                <w:color w:val="000000" w:themeColor="text1"/>
-                <w:sz w:val="24"/>
-                <w:szCs w:val="24"/>
-              </w:rPr>
-              <w:br/>
-              <w:t># Step 3: Display first six records</w:t>
-            </w:r>
-            <w:r>
-              <w:rPr>
-                <w:rFonts w:ascii="Times New Roman" w:hAnsi="Times New Roman" w:cs="Times New Roman"/>
-                <w:color w:val="000000" w:themeColor="text1"/>
-                <w:sz w:val="24"/>
-                <w:szCs w:val="24"/>
-              </w:rPr>
-              <w:br/>
-              <w:t>head(data)</w:t>
-            </w:r>
-            <w:r>
-              <w:rPr>
-                <w:rFonts w:ascii="Times New Roman" w:hAnsi="Times New Roman" w:cs="Times New Roman"/>
-                <w:color w:val="000000" w:themeColor="text1"/>
-                <w:sz w:val="24"/>
-                <w:szCs w:val="24"/>
-              </w:rPr>
-              <w:br/>
-            </w:r>
-            <w:r>
-              <w:rPr>
-                <w:rFonts w:ascii="Times New Roman" w:hAnsi="Times New Roman" w:cs="Times New Roman"/>
-                <w:color w:val="000000" w:themeColor="text1"/>
-                <w:sz w:val="24"/>
-                <w:szCs w:val="24"/>
-              </w:rPr>
-              <w:br/>
-              <w:t># Step 4: Display structure</w:t>
-            </w:r>
-            <w:r>
-              <w:rPr>
-                <w:rFonts w:ascii="Times New Roman" w:hAnsi="Times New Roman" w:cs="Times New Roman"/>
-                <w:color w:val="000000" w:themeColor="text1"/>
-                <w:sz w:val="24"/>
-                <w:szCs w:val="24"/>
-              </w:rPr>
-              <w:br/>
-            </w:r>
-            <w:proofErr w:type="spellStart"/>
-            <w:r>
-              <w:rPr>
-                <w:rFonts w:ascii="Times New Roman" w:hAnsi="Times New Roman" w:cs="Times New Roman"/>
-                <w:color w:val="000000" w:themeColor="text1"/>
-                <w:sz w:val="24"/>
-                <w:szCs w:val="24"/>
-              </w:rPr>
-              <w:t>str</w:t>
-            </w:r>
-            <w:proofErr w:type="spellEnd"/>
-            <w:r>
-              <w:rPr>
-                <w:rFonts w:ascii="Times New Roman" w:hAnsi="Times New Roman" w:cs="Times New Roman"/>
-                <w:color w:val="000000" w:themeColor="text1"/>
-                <w:sz w:val="24"/>
-                <w:szCs w:val="24"/>
-              </w:rPr>
-              <w:t>(data)</w:t>
-            </w:r>
-            <w:r>
-              <w:rPr>
-                <w:rFonts w:ascii="Times New Roman" w:hAnsi="Times New Roman" w:cs="Times New Roman"/>
-                <w:color w:val="000000" w:themeColor="text1"/>
-                <w:sz w:val="24"/>
-                <w:szCs w:val="24"/>
-              </w:rPr>
-              <w:br/>
-            </w:r>
-            <w:r>
-              <w:rPr>
-                <w:rFonts w:ascii="Times New Roman" w:hAnsi="Times New Roman" w:cs="Times New Roman"/>
-                <w:color w:val="000000" w:themeColor="text1"/>
-                <w:sz w:val="24"/>
-                <w:szCs w:val="24"/>
-              </w:rPr>
-              <w:br/>
-              <w:t># Step 5: Create contingency table</w:t>
-            </w:r>
-            <w:r>
-              <w:rPr>
-                <w:rFonts w:ascii="Times New Roman" w:hAnsi="Times New Roman" w:cs="Times New Roman"/>
-                <w:color w:val="000000" w:themeColor="text1"/>
-                <w:sz w:val="24"/>
-                <w:szCs w:val="24"/>
-              </w:rPr>
-              <w:br/>
-            </w:r>
-            <w:proofErr w:type="spellStart"/>
-            <w:r>
-              <w:rPr>
-                <w:rFonts w:ascii="Times New Roman" w:hAnsi="Times New Roman" w:cs="Times New Roman"/>
-                <w:color w:val="000000" w:themeColor="text1"/>
-                <w:sz w:val="24"/>
-                <w:szCs w:val="24"/>
-              </w:rPr>
-              <w:t>table_data</w:t>
-            </w:r>
-            <w:proofErr w:type="spellEnd"/>
-            <w:r>
-              <w:rPr>
-                <w:rFonts w:ascii="Times New Roman" w:hAnsi="Times New Roman" w:cs="Times New Roman"/>
-                <w:color w:val="000000" w:themeColor="text1"/>
-                <w:sz w:val="24"/>
-                <w:szCs w:val="24"/>
-              </w:rPr>
-              <w:t xml:space="preserve"> &lt;- table(</w:t>
-            </w:r>
-            <w:proofErr w:type="spellStart"/>
-            <w:r>
-              <w:rPr>
-                <w:rFonts w:ascii="Times New Roman" w:hAnsi="Times New Roman" w:cs="Times New Roman"/>
-                <w:color w:val="000000" w:themeColor="text1"/>
-                <w:sz w:val="24"/>
-                <w:szCs w:val="24"/>
-              </w:rPr>
-              <w:t>data$Gender</w:t>
-            </w:r>
-            <w:proofErr w:type="spellEnd"/>
-            <w:r>
-              <w:rPr>
-                <w:rFonts w:ascii="Times New Roman" w:hAnsi="Times New Roman" w:cs="Times New Roman"/>
-                <w:color w:val="000000" w:themeColor="text1"/>
-                <w:sz w:val="24"/>
-                <w:szCs w:val="24"/>
-              </w:rPr>
-              <w:t xml:space="preserve">, </w:t>
-            </w:r>
-            <w:proofErr w:type="spellStart"/>
-            <w:r>
-              <w:rPr>
-                <w:rFonts w:ascii="Times New Roman" w:hAnsi="Times New Roman" w:cs="Times New Roman"/>
-                <w:color w:val="000000" w:themeColor="text1"/>
-                <w:sz w:val="24"/>
-                <w:szCs w:val="24"/>
-              </w:rPr>
-              <w:t>data$Programming_Language</w:t>
-            </w:r>
-            <w:proofErr w:type="spellEnd"/>
-            <w:r>
-              <w:rPr>
-                <w:rFonts w:ascii="Times New Roman" w:hAnsi="Times New Roman" w:cs="Times New Roman"/>
-                <w:color w:val="000000" w:themeColor="text1"/>
-                <w:sz w:val="24"/>
-                <w:szCs w:val="24"/>
-              </w:rPr>
-              <w:t>)</w:t>
-            </w:r>
-            <w:r>
-              <w:rPr>
-                <w:rFonts w:ascii="Times New Roman" w:hAnsi="Times New Roman" w:cs="Times New Roman"/>
-                <w:color w:val="000000" w:themeColor="text1"/>
-                <w:sz w:val="24"/>
-                <w:szCs w:val="24"/>
-              </w:rPr>
-              <w:br/>
-            </w:r>
-            <w:r>
-              <w:rPr>
-                <w:rFonts w:ascii="Times New Roman" w:hAnsi="Times New Roman" w:cs="Times New Roman"/>
-                <w:color w:val="000000" w:themeColor="text1"/>
-                <w:sz w:val="24"/>
-                <w:szCs w:val="24"/>
-              </w:rPr>
-              <w:br/>
-              <w:t>print("Contingency Table:")</w:t>
-            </w:r>
-            <w:r>
-              <w:rPr>
-                <w:rFonts w:ascii="Times New Roman" w:hAnsi="Times New Roman" w:cs="Times New Roman"/>
-                <w:color w:val="000000" w:themeColor="text1"/>
-                <w:sz w:val="24"/>
-                <w:szCs w:val="24"/>
-              </w:rPr>
-              <w:br/>
-              <w:t>print(</w:t>
-            </w:r>
-            <w:proofErr w:type="spellStart"/>
-            <w:r>
-              <w:rPr>
-                <w:rFonts w:ascii="Times New Roman" w:hAnsi="Times New Roman" w:cs="Times New Roman"/>
-                <w:color w:val="000000" w:themeColor="text1"/>
-                <w:sz w:val="24"/>
-                <w:szCs w:val="24"/>
-              </w:rPr>
-              <w:t>table_data</w:t>
-            </w:r>
-            <w:proofErr w:type="spellEnd"/>
-            <w:r>
-              <w:rPr>
-                <w:rFonts w:ascii="Times New Roman" w:hAnsi="Times New Roman" w:cs="Times New Roman"/>
-                <w:color w:val="000000" w:themeColor="text1"/>
-                <w:sz w:val="24"/>
-                <w:szCs w:val="24"/>
-              </w:rPr>
-              <w:t>)</w:t>
-            </w:r>
-            <w:r>
-              <w:rPr>
-                <w:rFonts w:ascii="Times New Roman" w:hAnsi="Times New Roman" w:cs="Times New Roman"/>
-                <w:color w:val="000000" w:themeColor="text1"/>
-                <w:sz w:val="24"/>
-                <w:szCs w:val="24"/>
-              </w:rPr>
-              <w:br/>
-            </w:r>
-            <w:r>
-              <w:rPr>
-                <w:rFonts w:ascii="Times New Roman" w:hAnsi="Times New Roman" w:cs="Times New Roman"/>
-                <w:color w:val="000000" w:themeColor="text1"/>
-                <w:sz w:val="24"/>
-                <w:szCs w:val="24"/>
-              </w:rPr>
-              <w:br/>
-              <w:t># Step 6: Perform Chi-Square Test</w:t>
-            </w:r>
-            <w:r>
-              <w:rPr>
-                <w:rFonts w:ascii="Times New Roman" w:hAnsi="Times New Roman" w:cs="Times New Roman"/>
-                <w:color w:val="000000" w:themeColor="text1"/>
-                <w:sz w:val="24"/>
-                <w:szCs w:val="24"/>
-              </w:rPr>
-              <w:br/>
-            </w:r>
-            <w:proofErr w:type="spellStart"/>
-            <w:r>
-              <w:rPr>
-                <w:rFonts w:ascii="Times New Roman" w:hAnsi="Times New Roman" w:cs="Times New Roman"/>
-                <w:color w:val="000000" w:themeColor="text1"/>
-                <w:sz w:val="24"/>
-                <w:szCs w:val="24"/>
-              </w:rPr>
-              <w:t>chi_result</w:t>
-            </w:r>
-            <w:proofErr w:type="spellEnd"/>
-            <w:r>
-              <w:rPr>
-                <w:rFonts w:ascii="Times New Roman" w:hAnsi="Times New Roman" w:cs="Times New Roman"/>
-                <w:color w:val="000000" w:themeColor="text1"/>
-                <w:sz w:val="24"/>
-                <w:szCs w:val="24"/>
-              </w:rPr>
-              <w:t xml:space="preserve"> &lt;- </w:t>
-            </w:r>
-            <w:proofErr w:type="spellStart"/>
-            <w:r>
-              <w:rPr>
-                <w:rFonts w:ascii="Times New Roman" w:hAnsi="Times New Roman" w:cs="Times New Roman"/>
-                <w:color w:val="000000" w:themeColor="text1"/>
-                <w:sz w:val="24"/>
-                <w:szCs w:val="24"/>
-              </w:rPr>
-              <w:t>chisq.test</w:t>
-            </w:r>
-            <w:proofErr w:type="spellEnd"/>
-            <w:r>
-              <w:rPr>
-                <w:rFonts w:ascii="Times New Roman" w:hAnsi="Times New Roman" w:cs="Times New Roman"/>
-                <w:color w:val="000000" w:themeColor="text1"/>
-                <w:sz w:val="24"/>
-                <w:szCs w:val="24"/>
-              </w:rPr>
-              <w:t>(</w:t>
-            </w:r>
-            <w:proofErr w:type="spellStart"/>
-            <w:r>
-              <w:rPr>
-                <w:rFonts w:ascii="Times New Roman" w:hAnsi="Times New Roman" w:cs="Times New Roman"/>
-                <w:color w:val="000000" w:themeColor="text1"/>
-                <w:sz w:val="24"/>
-                <w:szCs w:val="24"/>
-              </w:rPr>
-              <w:t>table_data</w:t>
-            </w:r>
-            <w:proofErr w:type="spellEnd"/>
-            <w:r>
-              <w:rPr>
-                <w:rFonts w:ascii="Times New Roman" w:hAnsi="Times New Roman" w:cs="Times New Roman"/>
-                <w:color w:val="000000" w:themeColor="text1"/>
-                <w:sz w:val="24"/>
-                <w:szCs w:val="24"/>
-              </w:rPr>
-              <w:t>)</w:t>
-            </w:r>
-            <w:r>
-              <w:rPr>
-                <w:rFonts w:ascii="Times New Roman" w:hAnsi="Times New Roman" w:cs="Times New Roman"/>
-                <w:color w:val="000000" w:themeColor="text1"/>
-                <w:sz w:val="24"/>
-                <w:szCs w:val="24"/>
-              </w:rPr>
-              <w:br/>
-            </w:r>
-            <w:r>
-              <w:rPr>
-                <w:rFonts w:ascii="Times New Roman" w:hAnsi="Times New Roman" w:cs="Times New Roman"/>
-                <w:color w:val="000000" w:themeColor="text1"/>
-                <w:sz w:val="24"/>
-                <w:szCs w:val="24"/>
-              </w:rPr>
-              <w:br/>
-              <w:t>print("Chi-Square Test Result:")</w:t>
-            </w:r>
-            <w:r>
-              <w:rPr>
-                <w:rFonts w:ascii="Times New Roman" w:hAnsi="Times New Roman" w:cs="Times New Roman"/>
-                <w:color w:val="000000" w:themeColor="text1"/>
-                <w:sz w:val="24"/>
-                <w:szCs w:val="24"/>
-              </w:rPr>
-              <w:br/>
-              <w:t>print(</w:t>
-            </w:r>
-            <w:proofErr w:type="spellStart"/>
-            <w:r>
-              <w:rPr>
-                <w:rFonts w:ascii="Times New Roman" w:hAnsi="Times New Roman" w:cs="Times New Roman"/>
-                <w:color w:val="000000" w:themeColor="text1"/>
-                <w:sz w:val="24"/>
-                <w:szCs w:val="24"/>
-              </w:rPr>
-              <w:t>chi_result</w:t>
-            </w:r>
-            <w:proofErr w:type="spellEnd"/>
-            <w:r>
-              <w:rPr>
-                <w:rFonts w:ascii="Times New Roman" w:hAnsi="Times New Roman" w:cs="Times New Roman"/>
-                <w:color w:val="000000" w:themeColor="text1"/>
-                <w:sz w:val="24"/>
-                <w:szCs w:val="24"/>
-              </w:rPr>
-              <w:t>)</w:t>
-            </w:r>
-            <w:r>
-              <w:rPr>
-                <w:rFonts w:ascii="Times New Roman" w:hAnsi="Times New Roman" w:cs="Times New Roman"/>
-                <w:color w:val="000000" w:themeColor="text1"/>
-                <w:sz w:val="24"/>
-                <w:szCs w:val="24"/>
-              </w:rPr>
-              <w:br/>
-            </w:r>
-            <w:r>
-              <w:rPr>
-                <w:rFonts w:ascii="Times New Roman" w:hAnsi="Times New Roman" w:cs="Times New Roman"/>
-                <w:color w:val="000000" w:themeColor="text1"/>
-                <w:sz w:val="24"/>
-                <w:szCs w:val="24"/>
-              </w:rPr>
-              <w:br/>
-              <w:t># Step 7: Display expected frequencies</w:t>
-            </w:r>
-            <w:r>
-              <w:rPr>
-                <w:rFonts w:ascii="Times New Roman" w:hAnsi="Times New Roman" w:cs="Times New Roman"/>
-                <w:color w:val="000000" w:themeColor="text1"/>
-                <w:sz w:val="24"/>
-                <w:szCs w:val="24"/>
-              </w:rPr>
-              <w:br/>
-              <w:t>print("Expected Frequencies:")</w:t>
-            </w:r>
-            <w:r>
-              <w:rPr>
-                <w:rFonts w:ascii="Times New Roman" w:hAnsi="Times New Roman" w:cs="Times New Roman"/>
-                <w:color w:val="000000" w:themeColor="text1"/>
-                <w:sz w:val="24"/>
-                <w:szCs w:val="24"/>
-              </w:rPr>
-              <w:br/>
-              <w:t>print(</w:t>
-            </w:r>
-            <w:proofErr w:type="spellStart"/>
-            <w:r>
-              <w:rPr>
-                <w:rFonts w:ascii="Times New Roman" w:hAnsi="Times New Roman" w:cs="Times New Roman"/>
-                <w:color w:val="000000" w:themeColor="text1"/>
-                <w:sz w:val="24"/>
-                <w:szCs w:val="24"/>
-              </w:rPr>
-              <w:t>chi_result$expected</w:t>
-            </w:r>
-            <w:proofErr w:type="spellEnd"/>
-            <w:r>
-              <w:rPr>
-                <w:rFonts w:ascii="Times New Roman" w:hAnsi="Times New Roman" w:cs="Times New Roman"/>
-                <w:color w:val="000000" w:themeColor="text1"/>
-                <w:sz w:val="24"/>
-                <w:szCs w:val="24"/>
-              </w:rPr>
-              <w:t>)</w:t>
-            </w:r>
-            <w:r>
-              <w:rPr>
-                <w:rFonts w:ascii="Times New Roman" w:hAnsi="Times New Roman" w:cs="Times New Roman"/>
-                <w:color w:val="000000" w:themeColor="text1"/>
-                <w:sz w:val="24"/>
-                <w:szCs w:val="24"/>
-              </w:rPr>
-              <w:br/>
-            </w:r>
-            <w:r>
-              <w:rPr>
-                <w:rFonts w:ascii="Times New Roman" w:hAnsi="Times New Roman" w:cs="Times New Roman"/>
-                <w:color w:val="000000" w:themeColor="text1"/>
-                <w:sz w:val="24"/>
-                <w:szCs w:val="24"/>
-              </w:rPr>
-              <w:br/>
-              <w:t># Step 8: Display individual results</w:t>
-            </w:r>
-            <w:r>
-              <w:rPr>
-                <w:rFonts w:ascii="Times New Roman" w:hAnsi="Times New Roman" w:cs="Times New Roman"/>
-                <w:color w:val="000000" w:themeColor="text1"/>
-                <w:sz w:val="24"/>
-                <w:szCs w:val="24"/>
-              </w:rPr>
-              <w:br/>
-              <w:t>print("Chi-Square Statistic:")</w:t>
-            </w:r>
-            <w:r>
-              <w:rPr>
-                <w:rFonts w:ascii="Times New Roman" w:hAnsi="Times New Roman" w:cs="Times New Roman"/>
-                <w:color w:val="000000" w:themeColor="text1"/>
-                <w:sz w:val="24"/>
-                <w:szCs w:val="24"/>
-              </w:rPr>
-              <w:br/>
-            </w:r>
-            <w:r>
-              <w:rPr>
-                <w:rFonts w:ascii="Times New Roman" w:hAnsi="Times New Roman" w:cs="Times New Roman"/>
-                <w:color w:val="000000" w:themeColor="text1"/>
-                <w:sz w:val="24"/>
-                <w:szCs w:val="24"/>
-              </w:rPr>
-              <w:lastRenderedPageBreak/>
-              <w:t>print(</w:t>
-            </w:r>
-            <w:proofErr w:type="spellStart"/>
-            <w:r>
-              <w:rPr>
-                <w:rFonts w:ascii="Times New Roman" w:hAnsi="Times New Roman" w:cs="Times New Roman"/>
-                <w:color w:val="000000" w:themeColor="text1"/>
-                <w:sz w:val="24"/>
-                <w:szCs w:val="24"/>
-              </w:rPr>
-              <w:t>chi_result$statistic</w:t>
-            </w:r>
-            <w:proofErr w:type="spellEnd"/>
-            <w:r>
-              <w:rPr>
-                <w:rFonts w:ascii="Times New Roman" w:hAnsi="Times New Roman" w:cs="Times New Roman"/>
-                <w:color w:val="000000" w:themeColor="text1"/>
-                <w:sz w:val="24"/>
-                <w:szCs w:val="24"/>
-              </w:rPr>
-              <w:t>)</w:t>
-            </w:r>
-            <w:r>
-              <w:rPr>
-                <w:rFonts w:ascii="Times New Roman" w:hAnsi="Times New Roman" w:cs="Times New Roman"/>
-                <w:color w:val="000000" w:themeColor="text1"/>
-                <w:sz w:val="24"/>
-                <w:szCs w:val="24"/>
-              </w:rPr>
-              <w:br/>
-            </w:r>
-            <w:r>
-              <w:rPr>
-                <w:rFonts w:ascii="Times New Roman" w:hAnsi="Times New Roman" w:cs="Times New Roman"/>
-                <w:color w:val="000000" w:themeColor="text1"/>
-                <w:sz w:val="24"/>
-                <w:szCs w:val="24"/>
-              </w:rPr>
-              <w:br/>
-              <w:t>print("Degrees of Freedom:")</w:t>
-            </w:r>
-            <w:r>
-              <w:rPr>
-                <w:rFonts w:ascii="Times New Roman" w:hAnsi="Times New Roman" w:cs="Times New Roman"/>
-                <w:color w:val="000000" w:themeColor="text1"/>
-                <w:sz w:val="24"/>
-                <w:szCs w:val="24"/>
-              </w:rPr>
-              <w:br/>
-              <w:t>print(</w:t>
-            </w:r>
-            <w:proofErr w:type="spellStart"/>
-            <w:r>
-              <w:rPr>
-                <w:rFonts w:ascii="Times New Roman" w:hAnsi="Times New Roman" w:cs="Times New Roman"/>
-                <w:color w:val="000000" w:themeColor="text1"/>
-                <w:sz w:val="24"/>
-                <w:szCs w:val="24"/>
-              </w:rPr>
-              <w:t>chi_result$parameter</w:t>
-            </w:r>
-            <w:proofErr w:type="spellEnd"/>
-            <w:r>
-              <w:rPr>
-                <w:rFonts w:ascii="Times New Roman" w:hAnsi="Times New Roman" w:cs="Times New Roman"/>
-                <w:color w:val="000000" w:themeColor="text1"/>
-                <w:sz w:val="24"/>
-                <w:szCs w:val="24"/>
-              </w:rPr>
-              <w:t>)</w:t>
-            </w:r>
-            <w:r>
-              <w:rPr>
-                <w:rFonts w:ascii="Times New Roman" w:hAnsi="Times New Roman" w:cs="Times New Roman"/>
-                <w:color w:val="000000" w:themeColor="text1"/>
-                <w:sz w:val="24"/>
-                <w:szCs w:val="24"/>
-              </w:rPr>
-              <w:br/>
-            </w:r>
-            <w:r>
-              <w:rPr>
-                <w:rFonts w:ascii="Times New Roman" w:hAnsi="Times New Roman" w:cs="Times New Roman"/>
-                <w:color w:val="000000" w:themeColor="text1"/>
-                <w:sz w:val="24"/>
-                <w:szCs w:val="24"/>
-              </w:rPr>
-              <w:br/>
-              <w:t>print("P-Value:")</w:t>
-            </w:r>
-            <w:r>
-              <w:rPr>
-                <w:rFonts w:ascii="Times New Roman" w:hAnsi="Times New Roman" w:cs="Times New Roman"/>
-                <w:color w:val="000000" w:themeColor="text1"/>
-                <w:sz w:val="24"/>
-                <w:szCs w:val="24"/>
-              </w:rPr>
-              <w:br/>
-              <w:t>print(</w:t>
-            </w:r>
-            <w:proofErr w:type="spellStart"/>
-            <w:r>
-              <w:rPr>
-                <w:rFonts w:ascii="Times New Roman" w:hAnsi="Times New Roman" w:cs="Times New Roman"/>
-                <w:color w:val="000000" w:themeColor="text1"/>
-                <w:sz w:val="24"/>
-                <w:szCs w:val="24"/>
-              </w:rPr>
-              <w:t>chi_result$p.value</w:t>
-            </w:r>
-            <w:proofErr w:type="spellEnd"/>
-            <w:r>
-              <w:rPr>
-                <w:rFonts w:ascii="Times New Roman" w:hAnsi="Times New Roman" w:cs="Times New Roman"/>
-                <w:color w:val="000000" w:themeColor="text1"/>
-                <w:sz w:val="24"/>
-                <w:szCs w:val="24"/>
-              </w:rPr>
-              <w:t>)</w:t>
-            </w:r>
-            <w:r>
-              <w:rPr>
-                <w:rFonts w:ascii="Times New Roman" w:hAnsi="Times New Roman" w:cs="Times New Roman"/>
-                <w:color w:val="000000" w:themeColor="text1"/>
-                <w:sz w:val="24"/>
-                <w:szCs w:val="24"/>
-              </w:rPr>
-              <w:br/>
-            </w:r>
-            <w:r>
-              <w:rPr>
-                <w:rFonts w:ascii="Times New Roman" w:hAnsi="Times New Roman" w:cs="Times New Roman"/>
-                <w:color w:val="000000" w:themeColor="text1"/>
-                <w:sz w:val="24"/>
-                <w:szCs w:val="24"/>
-              </w:rPr>
-              <w:br/>
-              <w:t># Step 9: Decision</w:t>
-            </w:r>
-            <w:r>
-              <w:rPr>
-                <w:rFonts w:ascii="Times New Roman" w:hAnsi="Times New Roman" w:cs="Times New Roman"/>
-                <w:color w:val="000000" w:themeColor="text1"/>
-                <w:sz w:val="24"/>
-                <w:szCs w:val="24"/>
-              </w:rPr>
-              <w:br/>
-              <w:t>if (</w:t>
-            </w:r>
-            <w:proofErr w:type="spellStart"/>
-            <w:r>
-              <w:rPr>
-                <w:rFonts w:ascii="Times New Roman" w:hAnsi="Times New Roman" w:cs="Times New Roman"/>
-                <w:color w:val="000000" w:themeColor="text1"/>
-                <w:sz w:val="24"/>
-                <w:szCs w:val="24"/>
-              </w:rPr>
-              <w:t>chi_result$p.value</w:t>
-            </w:r>
-            <w:proofErr w:type="spellEnd"/>
-            <w:r>
-              <w:rPr>
-                <w:rFonts w:ascii="Times New Roman" w:hAnsi="Times New Roman" w:cs="Times New Roman"/>
-                <w:color w:val="000000" w:themeColor="text1"/>
-                <w:sz w:val="24"/>
-                <w:szCs w:val="24"/>
-              </w:rPr>
-              <w:t xml:space="preserve"> &lt; 0.05) {</w:t>
-            </w:r>
-            <w:r>
-              <w:rPr>
-                <w:rFonts w:ascii="Times New Roman" w:hAnsi="Times New Roman" w:cs="Times New Roman"/>
-                <w:color w:val="000000" w:themeColor="text1"/>
-                <w:sz w:val="24"/>
-                <w:szCs w:val="24"/>
-              </w:rPr>
-              <w:br/>
-              <w:t xml:space="preserve">  print("Reject the Null Hypothesis")</w:t>
-            </w:r>
-            <w:r>
-              <w:rPr>
-                <w:rFonts w:ascii="Times New Roman" w:hAnsi="Times New Roman" w:cs="Times New Roman"/>
-                <w:color w:val="000000" w:themeColor="text1"/>
-                <w:sz w:val="24"/>
-                <w:szCs w:val="24"/>
-              </w:rPr>
-              <w:br/>
-              <w:t xml:space="preserve">  print("There is a significant association between Gender and Programming Language.")</w:t>
-            </w:r>
-            <w:r>
-              <w:rPr>
-                <w:rFonts w:ascii="Times New Roman" w:hAnsi="Times New Roman" w:cs="Times New Roman"/>
-                <w:color w:val="000000" w:themeColor="text1"/>
-                <w:sz w:val="24"/>
-                <w:szCs w:val="24"/>
-              </w:rPr>
-              <w:br/>
-              <w:t>} else {</w:t>
-            </w:r>
-            <w:r>
-              <w:rPr>
-                <w:rFonts w:ascii="Times New Roman" w:hAnsi="Times New Roman" w:cs="Times New Roman"/>
-                <w:color w:val="000000" w:themeColor="text1"/>
-                <w:sz w:val="24"/>
-                <w:szCs w:val="24"/>
-              </w:rPr>
-              <w:br/>
-              <w:t xml:space="preserve">  print("Fail to Reject the Null Hypothesis")</w:t>
-            </w:r>
-            <w:r>
-              <w:rPr>
-                <w:rFonts w:ascii="Times New Roman" w:hAnsi="Times New Roman" w:cs="Times New Roman"/>
-                <w:color w:val="000000" w:themeColor="text1"/>
-                <w:sz w:val="24"/>
-                <w:szCs w:val="24"/>
-              </w:rPr>
-              <w:br/>
-              <w:t xml:space="preserve">  print("There is no significant association between Gender and Programming Language.")</w:t>
-            </w:r>
-            <w:r>
-              <w:rPr>
-                <w:rFonts w:ascii="Times New Roman" w:hAnsi="Times New Roman" w:cs="Times New Roman"/>
-                <w:color w:val="000000" w:themeColor="text1"/>
-                <w:sz w:val="24"/>
-                <w:szCs w:val="24"/>
-              </w:rPr>
-              <w:br/>
-              <w:t>}</w:t>
-            </w:r>
-          </w:p>
-        </w:tc>
-      </w:tr>
-    </w:tbl>
-    <w:p>
-      <w:pPr>
-        <w:rPr>
-          <w:rFonts w:ascii="Times New Roman" w:hAnsi="Times New Roman" w:cs="Times New Roman"/>
-          <w:color w:val="000000" w:themeColor="text1"/>
-          <w:sz w:val="24"/>
-          <w:szCs w:val="24"/>
-        </w:rPr>
-      </w:pPr>
-    </w:p>
-    <w:p>
-      <w:pPr>
-        <w:pStyle w:val="Heading1"/>
-        <w:rPr>
-          <w:rFonts w:ascii="Times New Roman" w:hAnsi="Times New Roman" w:cs="Times New Roman"/>
-          <w:color w:val="000000" w:themeColor="text1"/>
-          <w:sz w:val="24"/>
-          <w:szCs w:val="24"/>
-        </w:rPr>
-      </w:pPr>
-      <w:r>
-        <w:rPr>
-          <w:rFonts w:ascii="Times New Roman" w:hAnsi="Times New Roman" w:cs="Times New Roman"/>
-          <w:color w:val="000000" w:themeColor="text1"/>
-          <w:sz w:val="24"/>
-          <w:szCs w:val="24"/>
-        </w:rPr>
-        <w:t xml:space="preserve"> Important R Commands</w:t>
-      </w:r>
-    </w:p>
-    <w:tbl>
-      <w:tblPr>
-        <w:tblStyle w:val="TableGrid"/>
-        <w:tblW w:w="0" w:type="auto"/>
-        <w:tblLook w:val="04A0" w:firstRow="1" w:lastRow="0" w:firstColumn="1" w:lastColumn="0" w:noHBand="0" w:noVBand="1"/>
-      </w:tblPr>
-      <w:tblGrid>
-        <w:gridCol w:w="4968"/>
-        <w:gridCol w:w="4968"/>
-      </w:tblGrid>
-      <w:tr>
-        <w:tc>
-          <w:tcPr>
-            <w:tcW w:w="4968" w:type="dxa"/>
-          </w:tcPr>
-          <w:p>
-            <w:pPr>
-              <w:spacing w:after="0" w:line="240" w:lineRule="auto"/>
-              <w:rPr>
-                <w:rFonts w:ascii="Times New Roman" w:hAnsi="Times New Roman" w:cs="Times New Roman"/>
-                <w:color w:val="000000" w:themeColor="text1"/>
-                <w:sz w:val="24"/>
-                <w:szCs w:val="24"/>
-              </w:rPr>
-            </w:pPr>
-            <w:r>
-              <w:rPr>
-                <w:rFonts w:ascii="Times New Roman" w:hAnsi="Times New Roman" w:cs="Times New Roman"/>
-                <w:color w:val="000000" w:themeColor="text1"/>
-                <w:sz w:val="24"/>
-                <w:szCs w:val="24"/>
-              </w:rPr>
-              <w:t>R Command</w:t>
-            </w:r>
-          </w:p>
-        </w:tc>
-        <w:tc>
-          <w:tcPr>
-            <w:tcW w:w="4968" w:type="dxa"/>
-          </w:tcPr>
-          <w:p>
-            <w:pPr>
-              <w:spacing w:after="0" w:line="240" w:lineRule="auto"/>
-              <w:rPr>
-                <w:rFonts w:ascii="Times New Roman" w:hAnsi="Times New Roman" w:cs="Times New Roman"/>
-                <w:color w:val="000000" w:themeColor="text1"/>
-                <w:sz w:val="24"/>
-                <w:szCs w:val="24"/>
-              </w:rPr>
-            </w:pPr>
-            <w:r>
-              <w:rPr>
-                <w:rFonts w:ascii="Times New Roman" w:hAnsi="Times New Roman" w:cs="Times New Roman"/>
-                <w:color w:val="000000" w:themeColor="text1"/>
-                <w:sz w:val="24"/>
-                <w:szCs w:val="24"/>
-              </w:rPr>
-              <w:t>Purpose</w:t>
-            </w:r>
-          </w:p>
-        </w:tc>
-      </w:tr>
-      <w:tr>
-        <w:tc>
-          <w:tcPr>
-            <w:tcW w:w="4968" w:type="dxa"/>
-          </w:tcPr>
-          <w:p>
-            <w:pPr>
-              <w:spacing w:after="0" w:line="240" w:lineRule="auto"/>
-              <w:rPr>
-                <w:rFonts w:ascii="Times New Roman" w:hAnsi="Times New Roman" w:cs="Times New Roman"/>
-                <w:color w:val="000000" w:themeColor="text1"/>
-                <w:sz w:val="24"/>
-                <w:szCs w:val="24"/>
-              </w:rPr>
-            </w:pPr>
-            <w:r>
-              <w:rPr>
-                <w:rFonts w:ascii="Times New Roman" w:hAnsi="Times New Roman" w:cs="Times New Roman"/>
-                <w:color w:val="000000" w:themeColor="text1"/>
-                <w:sz w:val="24"/>
-                <w:szCs w:val="24"/>
-              </w:rPr>
-              <w:t>read.csv()</w:t>
-            </w:r>
-          </w:p>
-        </w:tc>
-        <w:tc>
-          <w:tcPr>
-            <w:tcW w:w="4968" w:type="dxa"/>
-          </w:tcPr>
-          <w:p>
-            <w:pPr>
-              <w:spacing w:after="0" w:line="240" w:lineRule="auto"/>
-              <w:rPr>
-                <w:rFonts w:ascii="Times New Roman" w:hAnsi="Times New Roman" w:cs="Times New Roman"/>
-                <w:color w:val="000000" w:themeColor="text1"/>
-                <w:sz w:val="24"/>
-                <w:szCs w:val="24"/>
-              </w:rPr>
-            </w:pPr>
-            <w:r>
-              <w:rPr>
-                <w:rFonts w:ascii="Times New Roman" w:hAnsi="Times New Roman" w:cs="Times New Roman"/>
-                <w:color w:val="000000" w:themeColor="text1"/>
-                <w:sz w:val="24"/>
-                <w:szCs w:val="24"/>
-              </w:rPr>
-              <w:t>Imports a CSV file into R.</w:t>
-            </w:r>
-          </w:p>
-        </w:tc>
-      </w:tr>
-      <w:tr>
-        <w:tc>
-          <w:tcPr>
-            <w:tcW w:w="4968" w:type="dxa"/>
-          </w:tcPr>
-          <w:p>
-            <w:pPr>
-              <w:spacing w:after="0" w:line="240" w:lineRule="auto"/>
-              <w:rPr>
-                <w:rFonts w:ascii="Times New Roman" w:hAnsi="Times New Roman" w:cs="Times New Roman"/>
-                <w:color w:val="000000" w:themeColor="text1"/>
-                <w:sz w:val="24"/>
-                <w:szCs w:val="24"/>
-              </w:rPr>
-            </w:pPr>
-            <w:r>
-              <w:rPr>
-                <w:rFonts w:ascii="Times New Roman" w:hAnsi="Times New Roman" w:cs="Times New Roman"/>
-                <w:color w:val="000000" w:themeColor="text1"/>
-                <w:sz w:val="24"/>
-                <w:szCs w:val="24"/>
-              </w:rPr>
-              <w:t>head()</w:t>
-            </w:r>
-          </w:p>
-        </w:tc>
-        <w:tc>
-          <w:tcPr>
-            <w:tcW w:w="4968" w:type="dxa"/>
-          </w:tcPr>
-          <w:p>
-            <w:pPr>
-              <w:spacing w:after="0" w:line="240" w:lineRule="auto"/>
-              <w:rPr>
-                <w:rFonts w:ascii="Times New Roman" w:hAnsi="Times New Roman" w:cs="Times New Roman"/>
-                <w:color w:val="000000" w:themeColor="text1"/>
-                <w:sz w:val="24"/>
-                <w:szCs w:val="24"/>
-              </w:rPr>
-            </w:pPr>
-            <w:r>
-              <w:rPr>
-                <w:rFonts w:ascii="Times New Roman" w:hAnsi="Times New Roman" w:cs="Times New Roman"/>
-                <w:color w:val="000000" w:themeColor="text1"/>
-                <w:sz w:val="24"/>
-                <w:szCs w:val="24"/>
-              </w:rPr>
-              <w:t>Displays the first few records.</w:t>
-            </w:r>
-          </w:p>
-        </w:tc>
-      </w:tr>
-      <w:tr>
-        <w:tc>
-          <w:tcPr>
-            <w:tcW w:w="4968" w:type="dxa"/>
-          </w:tcPr>
-          <w:p>
-            <w:pPr>
-              <w:spacing w:after="0" w:line="240" w:lineRule="auto"/>
-              <w:rPr>
-                <w:rFonts w:ascii="Times New Roman" w:hAnsi="Times New Roman" w:cs="Times New Roman"/>
-                <w:color w:val="000000" w:themeColor="text1"/>
-                <w:sz w:val="24"/>
-                <w:szCs w:val="24"/>
-              </w:rPr>
-            </w:pPr>
-            <w:proofErr w:type="spellStart"/>
-            <w:r>
-              <w:rPr>
-                <w:rFonts w:ascii="Times New Roman" w:hAnsi="Times New Roman" w:cs="Times New Roman"/>
-                <w:color w:val="000000" w:themeColor="text1"/>
-                <w:sz w:val="24"/>
-                <w:szCs w:val="24"/>
-              </w:rPr>
-              <w:t>str</w:t>
-            </w:r>
-            <w:proofErr w:type="spellEnd"/>
-            <w:r>
-              <w:rPr>
-                <w:rFonts w:ascii="Times New Roman" w:hAnsi="Times New Roman" w:cs="Times New Roman"/>
-                <w:color w:val="000000" w:themeColor="text1"/>
-                <w:sz w:val="24"/>
-                <w:szCs w:val="24"/>
-              </w:rPr>
-              <w:t>()</w:t>
-            </w:r>
-          </w:p>
-        </w:tc>
-        <w:tc>
-          <w:tcPr>
-            <w:tcW w:w="4968" w:type="dxa"/>
-          </w:tcPr>
-          <w:p>
-            <w:pPr>
-              <w:spacing w:after="0" w:line="240" w:lineRule="auto"/>
-              <w:rPr>
-                <w:rFonts w:ascii="Times New Roman" w:hAnsi="Times New Roman" w:cs="Times New Roman"/>
-                <w:color w:val="000000" w:themeColor="text1"/>
-                <w:sz w:val="24"/>
-                <w:szCs w:val="24"/>
-              </w:rPr>
-            </w:pPr>
-            <w:r>
-              <w:rPr>
-                <w:rFonts w:ascii="Times New Roman" w:hAnsi="Times New Roman" w:cs="Times New Roman"/>
-                <w:color w:val="000000" w:themeColor="text1"/>
-                <w:sz w:val="24"/>
-                <w:szCs w:val="24"/>
-              </w:rPr>
-              <w:t>Displays the structure and data types.</w:t>
-            </w:r>
-          </w:p>
-        </w:tc>
-      </w:tr>
-      <w:tr>
-        <w:tc>
-          <w:tcPr>
-            <w:tcW w:w="4968" w:type="dxa"/>
-          </w:tcPr>
-          <w:p>
-            <w:pPr>
-              <w:spacing w:after="0" w:line="240" w:lineRule="auto"/>
-              <w:rPr>
-                <w:rFonts w:ascii="Times New Roman" w:hAnsi="Times New Roman" w:cs="Times New Roman"/>
-                <w:color w:val="000000" w:themeColor="text1"/>
-                <w:sz w:val="24"/>
-                <w:szCs w:val="24"/>
-              </w:rPr>
-            </w:pPr>
-            <w:r>
-              <w:rPr>
-                <w:rFonts w:ascii="Times New Roman" w:hAnsi="Times New Roman" w:cs="Times New Roman"/>
-                <w:color w:val="000000" w:themeColor="text1"/>
-                <w:sz w:val="24"/>
-                <w:szCs w:val="24"/>
-              </w:rPr>
-              <w:t>dim()</w:t>
-            </w:r>
-          </w:p>
-        </w:tc>
-        <w:tc>
-          <w:tcPr>
-            <w:tcW w:w="4968" w:type="dxa"/>
-          </w:tcPr>
-          <w:p>
-            <w:pPr>
-              <w:spacing w:after="0" w:line="240" w:lineRule="auto"/>
-              <w:rPr>
-                <w:rFonts w:ascii="Times New Roman" w:hAnsi="Times New Roman" w:cs="Times New Roman"/>
-                <w:color w:val="000000" w:themeColor="text1"/>
-                <w:sz w:val="24"/>
-                <w:szCs w:val="24"/>
-              </w:rPr>
-            </w:pPr>
-            <w:r>
-              <w:rPr>
-                <w:rFonts w:ascii="Times New Roman" w:hAnsi="Times New Roman" w:cs="Times New Roman"/>
-                <w:color w:val="000000" w:themeColor="text1"/>
-                <w:sz w:val="24"/>
-                <w:szCs w:val="24"/>
-              </w:rPr>
-              <w:t>Displays the number of rows and columns.</w:t>
-            </w:r>
-          </w:p>
-        </w:tc>
-      </w:tr>
-      <w:tr>
-        <w:tc>
-          <w:tcPr>
-            <w:tcW w:w="4968" w:type="dxa"/>
-          </w:tcPr>
-          <w:p>
-            <w:pPr>
-              <w:spacing w:after="0" w:line="240" w:lineRule="auto"/>
-              <w:rPr>
-                <w:rFonts w:ascii="Times New Roman" w:hAnsi="Times New Roman" w:cs="Times New Roman"/>
-                <w:color w:val="000000" w:themeColor="text1"/>
-                <w:sz w:val="24"/>
-                <w:szCs w:val="24"/>
-              </w:rPr>
-            </w:pPr>
-            <w:r>
-              <w:rPr>
-                <w:rFonts w:ascii="Times New Roman" w:hAnsi="Times New Roman" w:cs="Times New Roman"/>
-                <w:color w:val="000000" w:themeColor="text1"/>
-                <w:sz w:val="24"/>
-                <w:szCs w:val="24"/>
-              </w:rPr>
-              <w:t>summary()</w:t>
-            </w:r>
-          </w:p>
-        </w:tc>
-        <w:tc>
-          <w:tcPr>
-            <w:tcW w:w="4968" w:type="dxa"/>
-          </w:tcPr>
-          <w:p>
-            <w:pPr>
-              <w:spacing w:after="0" w:line="240" w:lineRule="auto"/>
-              <w:rPr>
-                <w:rFonts w:ascii="Times New Roman" w:hAnsi="Times New Roman" w:cs="Times New Roman"/>
-                <w:color w:val="000000" w:themeColor="text1"/>
-                <w:sz w:val="24"/>
-                <w:szCs w:val="24"/>
-              </w:rPr>
-            </w:pPr>
-            <w:r>
-              <w:rPr>
-                <w:rFonts w:ascii="Times New Roman" w:hAnsi="Times New Roman" w:cs="Times New Roman"/>
-                <w:color w:val="000000" w:themeColor="text1"/>
-                <w:sz w:val="24"/>
-                <w:szCs w:val="24"/>
-              </w:rPr>
-              <w:t>Provides summary information.</w:t>
-            </w:r>
-          </w:p>
-        </w:tc>
-      </w:tr>
-      <w:tr>
-        <w:tc>
-          <w:tcPr>
-            <w:tcW w:w="4968" w:type="dxa"/>
-          </w:tcPr>
-          <w:p>
-            <w:pPr>
-              <w:spacing w:after="0" w:line="240" w:lineRule="auto"/>
-              <w:rPr>
-                <w:rFonts w:ascii="Times New Roman" w:hAnsi="Times New Roman" w:cs="Times New Roman"/>
-                <w:color w:val="000000" w:themeColor="text1"/>
-                <w:sz w:val="24"/>
-                <w:szCs w:val="24"/>
-              </w:rPr>
-            </w:pPr>
-            <w:r>
-              <w:rPr>
-                <w:rFonts w:ascii="Times New Roman" w:hAnsi="Times New Roman" w:cs="Times New Roman"/>
-                <w:color w:val="000000" w:themeColor="text1"/>
-                <w:sz w:val="24"/>
-                <w:szCs w:val="24"/>
-              </w:rPr>
-              <w:t>table()</w:t>
-            </w:r>
-          </w:p>
-        </w:tc>
-        <w:tc>
-          <w:tcPr>
-            <w:tcW w:w="4968" w:type="dxa"/>
-          </w:tcPr>
-          <w:p>
-            <w:pPr>
-              <w:spacing w:after="0" w:line="240" w:lineRule="auto"/>
-              <w:rPr>
-                <w:rFonts w:ascii="Times New Roman" w:hAnsi="Times New Roman" w:cs="Times New Roman"/>
-                <w:color w:val="000000" w:themeColor="text1"/>
-                <w:sz w:val="24"/>
-                <w:szCs w:val="24"/>
-              </w:rPr>
-            </w:pPr>
-            <w:r>
-              <w:rPr>
-                <w:rFonts w:ascii="Times New Roman" w:hAnsi="Times New Roman" w:cs="Times New Roman"/>
-                <w:color w:val="000000" w:themeColor="text1"/>
-                <w:sz w:val="24"/>
-                <w:szCs w:val="24"/>
-              </w:rPr>
-              <w:t>Creates a contingency table.</w:t>
-            </w:r>
-          </w:p>
-        </w:tc>
-      </w:tr>
-      <w:tr>
-        <w:tc>
-          <w:tcPr>
-            <w:tcW w:w="4968" w:type="dxa"/>
-          </w:tcPr>
-          <w:p>
-            <w:pPr>
-              <w:spacing w:after="0" w:line="240" w:lineRule="auto"/>
-              <w:rPr>
-                <w:rFonts w:ascii="Times New Roman" w:hAnsi="Times New Roman" w:cs="Times New Roman"/>
-                <w:color w:val="000000" w:themeColor="text1"/>
-                <w:sz w:val="24"/>
-                <w:szCs w:val="24"/>
-              </w:rPr>
-            </w:pPr>
-            <w:proofErr w:type="spellStart"/>
-            <w:r>
-              <w:rPr>
-                <w:rFonts w:ascii="Times New Roman" w:hAnsi="Times New Roman" w:cs="Times New Roman"/>
-                <w:color w:val="000000" w:themeColor="text1"/>
-                <w:sz w:val="24"/>
-                <w:szCs w:val="24"/>
-              </w:rPr>
-              <w:t>chisq.test</w:t>
-            </w:r>
-            <w:proofErr w:type="spellEnd"/>
-            <w:r>
-              <w:rPr>
-                <w:rFonts w:ascii="Times New Roman" w:hAnsi="Times New Roman" w:cs="Times New Roman"/>
-                <w:color w:val="000000" w:themeColor="text1"/>
-                <w:sz w:val="24"/>
-                <w:szCs w:val="24"/>
-              </w:rPr>
-              <w:t>()</w:t>
-            </w:r>
-          </w:p>
-        </w:tc>
-        <w:tc>
-          <w:tcPr>
-            <w:tcW w:w="4968" w:type="dxa"/>
-          </w:tcPr>
-          <w:p>
-            <w:pPr>
-              <w:spacing w:after="0" w:line="240" w:lineRule="auto"/>
-              <w:rPr>
-                <w:rFonts w:ascii="Times New Roman" w:hAnsi="Times New Roman" w:cs="Times New Roman"/>
-                <w:color w:val="000000" w:themeColor="text1"/>
-                <w:sz w:val="24"/>
-                <w:szCs w:val="24"/>
-              </w:rPr>
-            </w:pPr>
-            <w:r>
-              <w:rPr>
-                <w:rFonts w:ascii="Times New Roman" w:hAnsi="Times New Roman" w:cs="Times New Roman"/>
-                <w:color w:val="000000" w:themeColor="text1"/>
-                <w:sz w:val="24"/>
-                <w:szCs w:val="24"/>
-              </w:rPr>
-              <w:t>Performs the Chi-Square test.</w:t>
-            </w:r>
-          </w:p>
-        </w:tc>
-      </w:tr>
-      <w:tr>
-        <w:tc>
-          <w:tcPr>
-            <w:tcW w:w="4968" w:type="dxa"/>
-          </w:tcPr>
-          <w:p>
-            <w:pPr>
-              <w:spacing w:after="0" w:line="240" w:lineRule="auto"/>
-              <w:rPr>
-                <w:rFonts w:ascii="Times New Roman" w:hAnsi="Times New Roman" w:cs="Times New Roman"/>
-                <w:color w:val="000000" w:themeColor="text1"/>
-                <w:sz w:val="24"/>
-                <w:szCs w:val="24"/>
-              </w:rPr>
-            </w:pPr>
-            <w:r>
-              <w:rPr>
-                <w:rFonts w:ascii="Times New Roman" w:hAnsi="Times New Roman" w:cs="Times New Roman"/>
-                <w:color w:val="000000" w:themeColor="text1"/>
-                <w:sz w:val="24"/>
-                <w:szCs w:val="24"/>
-              </w:rPr>
-              <w:t>$expected</w:t>
-            </w:r>
-          </w:p>
-        </w:tc>
-        <w:tc>
-          <w:tcPr>
-            <w:tcW w:w="4968" w:type="dxa"/>
-          </w:tcPr>
-          <w:p>
-            <w:pPr>
-              <w:spacing w:after="0" w:line="240" w:lineRule="auto"/>
-              <w:rPr>
-                <w:rFonts w:ascii="Times New Roman" w:hAnsi="Times New Roman" w:cs="Times New Roman"/>
-                <w:color w:val="000000" w:themeColor="text1"/>
-                <w:sz w:val="24"/>
-                <w:szCs w:val="24"/>
-              </w:rPr>
-            </w:pPr>
-            <w:r>
-              <w:rPr>
-                <w:rFonts w:ascii="Times New Roman" w:hAnsi="Times New Roman" w:cs="Times New Roman"/>
-                <w:color w:val="000000" w:themeColor="text1"/>
-                <w:sz w:val="24"/>
-                <w:szCs w:val="24"/>
-              </w:rPr>
-              <w:t>Accesses expected frequencies from the test result.</w:t>
-            </w:r>
-          </w:p>
-        </w:tc>
-      </w:tr>
-      <w:tr>
-        <w:tc>
-          <w:tcPr>
-            <w:tcW w:w="4968" w:type="dxa"/>
-          </w:tcPr>
-          <w:p>
-            <w:pPr>
-              <w:spacing w:after="0" w:line="240" w:lineRule="auto"/>
-              <w:rPr>
-                <w:rFonts w:ascii="Times New Roman" w:hAnsi="Times New Roman" w:cs="Times New Roman"/>
-                <w:color w:val="000000" w:themeColor="text1"/>
-                <w:sz w:val="24"/>
-                <w:szCs w:val="24"/>
-              </w:rPr>
-            </w:pPr>
-            <w:r>
-              <w:rPr>
-                <w:rFonts w:ascii="Times New Roman" w:hAnsi="Times New Roman" w:cs="Times New Roman"/>
-                <w:color w:val="000000" w:themeColor="text1"/>
-                <w:sz w:val="24"/>
-                <w:szCs w:val="24"/>
-              </w:rPr>
-              <w:t>$statistic</w:t>
-            </w:r>
-          </w:p>
-        </w:tc>
-        <w:tc>
-          <w:tcPr>
-            <w:tcW w:w="4968" w:type="dxa"/>
-          </w:tcPr>
-          <w:p>
-            <w:pPr>
-              <w:spacing w:after="0" w:line="240" w:lineRule="auto"/>
-              <w:rPr>
-                <w:rFonts w:ascii="Times New Roman" w:hAnsi="Times New Roman" w:cs="Times New Roman"/>
-                <w:color w:val="000000" w:themeColor="text1"/>
-                <w:sz w:val="24"/>
-                <w:szCs w:val="24"/>
-              </w:rPr>
-            </w:pPr>
-            <w:r>
-              <w:rPr>
-                <w:rFonts w:ascii="Times New Roman" w:hAnsi="Times New Roman" w:cs="Times New Roman"/>
-                <w:color w:val="000000" w:themeColor="text1"/>
-                <w:sz w:val="24"/>
-                <w:szCs w:val="24"/>
-              </w:rPr>
-              <w:t>Accesses the calculated Chi-Square statistic.</w:t>
-            </w:r>
-          </w:p>
-        </w:tc>
-      </w:tr>
-      <w:tr>
-        <w:tc>
-          <w:tcPr>
-            <w:tcW w:w="4968" w:type="dxa"/>
-          </w:tcPr>
-          <w:p>
-            <w:pPr>
-              <w:spacing w:after="0" w:line="240" w:lineRule="auto"/>
-              <w:rPr>
-                <w:rFonts w:ascii="Times New Roman" w:hAnsi="Times New Roman" w:cs="Times New Roman"/>
-                <w:color w:val="000000" w:themeColor="text1"/>
-                <w:sz w:val="24"/>
-                <w:szCs w:val="24"/>
-              </w:rPr>
-            </w:pPr>
-            <w:r>
-              <w:rPr>
-                <w:rFonts w:ascii="Times New Roman" w:hAnsi="Times New Roman" w:cs="Times New Roman"/>
-                <w:color w:val="000000" w:themeColor="text1"/>
-                <w:sz w:val="24"/>
-                <w:szCs w:val="24"/>
-              </w:rPr>
-              <w:t>$parameter</w:t>
-            </w:r>
-          </w:p>
-        </w:tc>
-        <w:tc>
-          <w:tcPr>
-            <w:tcW w:w="4968" w:type="dxa"/>
-          </w:tcPr>
-          <w:p>
-            <w:pPr>
-              <w:spacing w:after="0" w:line="240" w:lineRule="auto"/>
-              <w:rPr>
-                <w:rFonts w:ascii="Times New Roman" w:hAnsi="Times New Roman" w:cs="Times New Roman"/>
-                <w:color w:val="000000" w:themeColor="text1"/>
-                <w:sz w:val="24"/>
-                <w:szCs w:val="24"/>
-              </w:rPr>
-            </w:pPr>
-            <w:r>
-              <w:rPr>
-                <w:rFonts w:ascii="Times New Roman" w:hAnsi="Times New Roman" w:cs="Times New Roman"/>
-                <w:color w:val="000000" w:themeColor="text1"/>
-                <w:sz w:val="24"/>
-                <w:szCs w:val="24"/>
-              </w:rPr>
-              <w:t>Accesses the degrees of freedom.</w:t>
-            </w:r>
-          </w:p>
-        </w:tc>
-      </w:tr>
-      <w:tr>
-        <w:tc>
-          <w:tcPr>
-            <w:tcW w:w="4968" w:type="dxa"/>
-          </w:tcPr>
-          <w:p>
-            <w:pPr>
-              <w:spacing w:after="0" w:line="240" w:lineRule="auto"/>
-              <w:rPr>
-                <w:rFonts w:ascii="Times New Roman" w:hAnsi="Times New Roman" w:cs="Times New Roman"/>
-                <w:color w:val="000000" w:themeColor="text1"/>
-                <w:sz w:val="24"/>
-                <w:szCs w:val="24"/>
-              </w:rPr>
-            </w:pPr>
-            <w:r>
-              <w:rPr>
-                <w:rFonts w:ascii="Times New Roman" w:hAnsi="Times New Roman" w:cs="Times New Roman"/>
-                <w:color w:val="000000" w:themeColor="text1"/>
-                <w:sz w:val="24"/>
-                <w:szCs w:val="24"/>
-              </w:rPr>
-              <w:t>$</w:t>
-            </w:r>
-            <w:proofErr w:type="spellStart"/>
-            <w:r>
-              <w:rPr>
-                <w:rFonts w:ascii="Times New Roman" w:hAnsi="Times New Roman" w:cs="Times New Roman"/>
-                <w:color w:val="000000" w:themeColor="text1"/>
-                <w:sz w:val="24"/>
-                <w:szCs w:val="24"/>
-              </w:rPr>
-              <w:t>p.value</w:t>
-            </w:r>
-            <w:proofErr w:type="spellEnd"/>
-          </w:p>
-        </w:tc>
-        <w:tc>
-          <w:tcPr>
-            <w:tcW w:w="4968" w:type="dxa"/>
-          </w:tcPr>
-          <w:p>
-            <w:pPr>
-              <w:spacing w:after="0" w:line="240" w:lineRule="auto"/>
-              <w:rPr>
-                <w:rFonts w:ascii="Times New Roman" w:hAnsi="Times New Roman" w:cs="Times New Roman"/>
-                <w:color w:val="000000" w:themeColor="text1"/>
-                <w:sz w:val="24"/>
-                <w:szCs w:val="24"/>
-              </w:rPr>
-            </w:pPr>
-            <w:r>
-              <w:rPr>
-                <w:rFonts w:ascii="Times New Roman" w:hAnsi="Times New Roman" w:cs="Times New Roman"/>
-                <w:color w:val="000000" w:themeColor="text1"/>
-                <w:sz w:val="24"/>
-                <w:szCs w:val="24"/>
-              </w:rPr>
-              <w:t>Accesses the p-value.</w:t>
-            </w:r>
-          </w:p>
-        </w:tc>
-      </w:tr>
-    </w:tbl>
-    <w:p>
-      <w:pPr>
         <w:pStyle w:val="Heading2"/>
         <w:spacing w:after="281"/>
         <w:jc w:val="center"/>
@@ -2971,43 +236,13 @@
           <w:szCs w:val="24"/>
         </w:rPr>
       </w:pPr>
-    </w:p>
-    <w:p>
-      <w:pPr>
-        <w:pStyle w:val="Heading2"/>
-        <w:spacing w:after="281"/>
-        <w:jc w:val="center"/>
+      <w:r>
         <w:rPr>
           <w:rFonts w:ascii="Times New Roman" w:hAnsi="Times New Roman" w:cs="Times New Roman"/>
           <w:color w:val="000000" w:themeColor="text1"/>
           <w:sz w:val="36"/>
           <w:szCs w:val="24"/>
         </w:rPr>
-      </w:pPr>
-    </w:p>
-    <w:p/>
-    <w:p/>
-    <w:p/>
-    <w:p>
-      <w:pPr>
-        <w:pStyle w:val="Heading2"/>
-        <w:spacing w:after="281"/>
-        <w:jc w:val="center"/>
-        <w:rPr>
-          <w:rFonts w:ascii="Times New Roman" w:hAnsi="Times New Roman" w:cs="Times New Roman"/>
-          <w:color w:val="000000" w:themeColor="text1"/>
-          <w:sz w:val="36"/>
-          <w:szCs w:val="24"/>
-        </w:rPr>
-      </w:pPr>
-      <w:r>
-        <w:rPr>
-          <w:rFonts w:ascii="Times New Roman" w:hAnsi="Times New Roman" w:cs="Times New Roman"/>
-          <w:color w:val="000000" w:themeColor="text1"/>
-          <w:sz w:val="36"/>
-          <w:szCs w:val="24"/>
-        </w:rPr>
-        <w:lastRenderedPageBreak/>
         <w:t>PART B</w:t>
       </w:r>
     </w:p>
@@ -3107,7 +342,15 @@
                 <w:sz w:val="24"/>
                 <w:szCs w:val="24"/>
               </w:rPr>
-              <w:t>C – 63</w:t>
+              <w:t>C – 6</w:t>
+            </w:r>
+            <w:r>
+              <w:rPr>
+                <w:rFonts w:ascii="Times New Roman" w:eastAsia="Cambria" w:hAnsi="Times New Roman" w:cs="Times New Roman"/>
+                <w:sz w:val="24"/>
+                <w:szCs w:val="24"/>
+              </w:rPr>
+              <w:t>0</w:t>
             </w:r>
           </w:p>
         </w:tc>
@@ -3143,7 +386,7 @@
                 <w:sz w:val="24"/>
                 <w:szCs w:val="24"/>
               </w:rPr>
-              <w:t>Mayuresh Shelke</w:t>
+              <w:t>Avdhut Parish Madhavi</w:t>
             </w:r>
           </w:p>
         </w:tc>
@@ -3221,7 +464,7 @@
                 <w:sz w:val="24"/>
                 <w:szCs w:val="24"/>
               </w:rPr>
-              <w:t>C-2</w:t>
+              <w:t>C2</w:t>
             </w:r>
           </w:p>
         </w:tc>
@@ -3339,8 +582,6 @@
         </w:rPr>
         <w:t>Expected Frequencies</w:t>
       </w:r>
-      <w:bookmarkStart w:id="0" w:name="_GoBack"/>
-      <w:bookmarkEnd w:id="0"/>
     </w:p>
     <w:tbl>
       <w:tblPr>
@@ -3384,18 +625,8 @@
                 <w:szCs w:val="24"/>
               </w:rPr>
               <w:br/>
-            </w:r>
-            <w:proofErr w:type="spellStart"/>
-            <w:r>
-              <w:rPr>
-                <w:rFonts w:ascii="Times New Roman" w:hAnsi="Times New Roman" w:cs="Times New Roman"/>
-                <w:color w:val="000000" w:themeColor="text1"/>
-                <w:sz w:val="24"/>
-                <w:szCs w:val="24"/>
-              </w:rPr>
               <w:t>chi_result$expected</w:t>
             </w:r>
-            <w:proofErr w:type="spellEnd"/>
           </w:p>
         </w:tc>
       </w:tr>
@@ -3452,27 +683,7 @@
                 <w:sz w:val="24"/>
                 <w:szCs w:val="24"/>
               </w:rPr>
-              <w:t>if (</w:t>
-            </w:r>
-            <w:proofErr w:type="spellStart"/>
-            <w:r>
-              <w:rPr>
-                <w:rFonts w:ascii="Times New Roman" w:hAnsi="Times New Roman" w:cs="Times New Roman"/>
-                <w:color w:val="000000" w:themeColor="text1"/>
-                <w:sz w:val="24"/>
-                <w:szCs w:val="24"/>
-              </w:rPr>
-              <w:t>chi_result$p.value</w:t>
-            </w:r>
-            <w:proofErr w:type="spellEnd"/>
-            <w:r>
-              <w:rPr>
-                <w:rFonts w:ascii="Times New Roman" w:hAnsi="Times New Roman" w:cs="Times New Roman"/>
-                <w:color w:val="000000" w:themeColor="text1"/>
-                <w:sz w:val="24"/>
-                <w:szCs w:val="24"/>
-              </w:rPr>
-              <w:t xml:space="preserve"> &lt; 0.05) {</w:t>
+              <w:t>if (chi_result$p.value &lt; 0.05) {</w:t>
             </w:r>
             <w:r>
               <w:rPr>
@@ -3502,6 +713,15 @@
                 <w:szCs w:val="24"/>
               </w:rPr>
               <w:br/>
+            </w:r>
+            <w:r>
+              <w:rPr>
+                <w:rFonts w:ascii="Times New Roman" w:hAnsi="Times New Roman" w:cs="Times New Roman"/>
+                <w:color w:val="000000" w:themeColor="text1"/>
+                <w:sz w:val="24"/>
+                <w:szCs w:val="24"/>
+              </w:rPr>
+              <w:lastRenderedPageBreak/>
               <w:t xml:space="preserve">  print("Fail to Reject the Null Hypothesis")</w:t>
             </w:r>
             <w:r>
@@ -3546,7 +766,6 @@
           <w:szCs w:val="24"/>
           <w:lang w:val="en-IN" w:eastAsia="en-IN"/>
         </w:rPr>
-        <w:lastRenderedPageBreak/>
         <w:drawing>
           <wp:inline distT="0" distB="0" distL="0" distR="0" wp14:anchorId="350C9952" wp14:editId="53F8AF69">
             <wp:extent cx="6309360" cy="3547110"/>
@@ -3882,27 +1101,7 @@
           <w:sz w:val="24"/>
           <w:szCs w:val="24"/>
         </w:rPr>
-        <w:t xml:space="preserve">The Chi-Square Test of Independence was successfully performed on the given CSV dataset using </w:t>
-      </w:r>
-      <w:proofErr w:type="spellStart"/>
-      <w:r>
-        <w:rPr>
-          <w:rFonts w:ascii="Times New Roman" w:hAnsi="Times New Roman" w:cs="Times New Roman"/>
-          <w:color w:val="000000" w:themeColor="text1"/>
-          <w:sz w:val="24"/>
-          <w:szCs w:val="24"/>
-        </w:rPr>
-        <w:t>RStudio</w:t>
-      </w:r>
-      <w:proofErr w:type="spellEnd"/>
-      <w:r>
-        <w:rPr>
-          <w:rFonts w:ascii="Times New Roman" w:hAnsi="Times New Roman" w:cs="Times New Roman"/>
-          <w:color w:val="000000" w:themeColor="text1"/>
-          <w:sz w:val="24"/>
-          <w:szCs w:val="24"/>
-        </w:rPr>
-        <w:t>. The association between Gender and Programming Language Preference was tested at a 5% level of significance.</w:t>
+        <w:t>The Chi-Square Test of Independence was successfully performed on the given CSV dataset using RStudio. The association between Gender and Programming Language Preference was tested at a 5% level of significance.</w:t>
       </w:r>
     </w:p>
     <w:p>
@@ -3988,7 +1187,6 @@
           <w:szCs w:val="24"/>
         </w:rPr>
       </w:pPr>
-      <w:proofErr w:type="gramStart"/>
       <w:r>
         <w:rPr>
           <w:rFonts w:ascii="Times New Roman" w:hAnsi="Times New Roman" w:cs="Times New Roman"/>
@@ -3996,17 +1194,7 @@
           <w:sz w:val="24"/>
           <w:szCs w:val="24"/>
         </w:rPr>
-        <w:t>p-value</w:t>
-      </w:r>
-      <w:proofErr w:type="gramEnd"/>
-      <w:r>
-        <w:rPr>
-          <w:rFonts w:ascii="Times New Roman" w:hAnsi="Times New Roman" w:cs="Times New Roman"/>
-          <w:color w:val="000000" w:themeColor="text1"/>
-          <w:sz w:val="24"/>
-          <w:szCs w:val="24"/>
-        </w:rPr>
-        <w:t xml:space="preserve"> =</w:t>
+        <w:t>p-value =</w:t>
       </w:r>
       <w:r>
         <w:rPr>
@@ -4522,41 +1710,7 @@
           <w:szCs w:val="24"/>
           <w:lang w:val="en-IN"/>
         </w:rPr>
-        <w:t xml:space="preserve">The </w:t>
-      </w:r>
-      <w:proofErr w:type="spellStart"/>
-      <w:proofErr w:type="gramStart"/>
-      <w:r>
-        <w:rPr>
-          <w:rFonts w:ascii="Times New Roman" w:hAnsi="Times New Roman" w:cs="Times New Roman"/>
-          <w:color w:val="000000" w:themeColor="text1"/>
-          <w:sz w:val="24"/>
-          <w:szCs w:val="24"/>
-          <w:lang w:val="en-IN"/>
-        </w:rPr>
-        <w:t>chisq.test</w:t>
-      </w:r>
-      <w:proofErr w:type="spellEnd"/>
-      <w:r>
-        <w:rPr>
-          <w:rFonts w:ascii="Times New Roman" w:hAnsi="Times New Roman" w:cs="Times New Roman"/>
-          <w:color w:val="000000" w:themeColor="text1"/>
-          <w:sz w:val="24"/>
-          <w:szCs w:val="24"/>
-          <w:lang w:val="en-IN"/>
-        </w:rPr>
-        <w:t>(</w:t>
-      </w:r>
-      <w:proofErr w:type="gramEnd"/>
-      <w:r>
-        <w:rPr>
-          <w:rFonts w:ascii="Times New Roman" w:hAnsi="Times New Roman" w:cs="Times New Roman"/>
-          <w:color w:val="000000" w:themeColor="text1"/>
-          <w:sz w:val="24"/>
-          <w:szCs w:val="24"/>
-          <w:lang w:val="en-IN"/>
-        </w:rPr>
-        <w:t>) function is used to perform the Chi-Square test in R.</w:t>
+        <w:t>The chisq.test() function is used to perform the Chi-Square test in R.</w:t>
       </w:r>
     </w:p>
     <w:p>
@@ -4577,41 +1731,7 @@
           <w:szCs w:val="24"/>
           <w:lang w:val="en-IN"/>
         </w:rPr>
-        <w:t xml:space="preserve">Q9. What does </w:t>
-      </w:r>
-      <w:proofErr w:type="spellStart"/>
-      <w:proofErr w:type="gramStart"/>
-      <w:r>
-        <w:rPr>
-          <w:rFonts w:ascii="Times New Roman" w:hAnsi="Times New Roman" w:cs="Times New Roman"/>
-          <w:color w:val="000000" w:themeColor="text1"/>
-          <w:sz w:val="24"/>
-          <w:szCs w:val="24"/>
-          <w:lang w:val="en-IN"/>
-        </w:rPr>
-        <w:t>chisq.test</w:t>
-      </w:r>
-      <w:proofErr w:type="spellEnd"/>
-      <w:r>
-        <w:rPr>
-          <w:rFonts w:ascii="Times New Roman" w:hAnsi="Times New Roman" w:cs="Times New Roman"/>
-          <w:color w:val="000000" w:themeColor="text1"/>
-          <w:sz w:val="24"/>
-          <w:szCs w:val="24"/>
-          <w:lang w:val="en-IN"/>
-        </w:rPr>
-        <w:t>(</w:t>
-      </w:r>
-      <w:proofErr w:type="gramEnd"/>
-      <w:r>
-        <w:rPr>
-          <w:rFonts w:ascii="Times New Roman" w:hAnsi="Times New Roman" w:cs="Times New Roman"/>
-          <w:color w:val="000000" w:themeColor="text1"/>
-          <w:sz w:val="24"/>
-          <w:szCs w:val="24"/>
-          <w:lang w:val="en-IN"/>
-        </w:rPr>
-        <w:t>) return?</w:t>
+        <w:t>Q9. What does chisq.test() return?</w:t>
       </w:r>
     </w:p>
     <w:p>
@@ -4632,41 +1752,7 @@
           <w:szCs w:val="24"/>
           <w:lang w:val="en-IN"/>
         </w:rPr>
-        <w:t xml:space="preserve">The </w:t>
-      </w:r>
-      <w:proofErr w:type="spellStart"/>
-      <w:proofErr w:type="gramStart"/>
-      <w:r>
-        <w:rPr>
-          <w:rFonts w:ascii="Times New Roman" w:hAnsi="Times New Roman" w:cs="Times New Roman"/>
-          <w:color w:val="000000" w:themeColor="text1"/>
-          <w:sz w:val="24"/>
-          <w:szCs w:val="24"/>
-          <w:lang w:val="en-IN"/>
-        </w:rPr>
-        <w:t>chisq.test</w:t>
-      </w:r>
-      <w:proofErr w:type="spellEnd"/>
-      <w:r>
-        <w:rPr>
-          <w:rFonts w:ascii="Times New Roman" w:hAnsi="Times New Roman" w:cs="Times New Roman"/>
-          <w:color w:val="000000" w:themeColor="text1"/>
-          <w:sz w:val="24"/>
-          <w:szCs w:val="24"/>
-          <w:lang w:val="en-IN"/>
-        </w:rPr>
-        <w:t>(</w:t>
-      </w:r>
-      <w:proofErr w:type="gramEnd"/>
-      <w:r>
-        <w:rPr>
-          <w:rFonts w:ascii="Times New Roman" w:hAnsi="Times New Roman" w:cs="Times New Roman"/>
-          <w:color w:val="000000" w:themeColor="text1"/>
-          <w:sz w:val="24"/>
-          <w:szCs w:val="24"/>
-          <w:lang w:val="en-IN"/>
-        </w:rPr>
-        <w:t>) function returns the Chi-Square statistic, degrees of freedom, p-value, and expected frequencies.</w:t>
+        <w:t>The chisq.test() function returns the Chi-Square statistic, degrees of freedom, p-value, and expected frequencies.</w:t>
       </w:r>
     </w:p>
     <w:p>
@@ -4721,7 +1807,6 @@
           <w:lang w:val="en-IN"/>
         </w:rPr>
       </w:pPr>
-      <w:proofErr w:type="gramStart"/>
       <w:r>
         <w:rPr>
           <w:rFonts w:ascii="Times New Roman" w:hAnsi="Times New Roman" w:cs="Times New Roman"/>
@@ -4730,40 +1815,7 @@
           <w:szCs w:val="24"/>
           <w:lang w:val="en-IN"/>
         </w:rPr>
-        <w:t>result</w:t>
-      </w:r>
-      <w:proofErr w:type="gramEnd"/>
-      <w:r>
-        <w:rPr>
-          <w:rFonts w:ascii="Times New Roman" w:hAnsi="Times New Roman" w:cs="Times New Roman"/>
-          <w:color w:val="000000" w:themeColor="text1"/>
-          <w:sz w:val="24"/>
-          <w:szCs w:val="24"/>
-          <w:lang w:val="en-IN"/>
-        </w:rPr>
-        <w:t xml:space="preserve"> &lt;- </w:t>
-      </w:r>
-      <w:proofErr w:type="spellStart"/>
-      <w:r>
-        <w:rPr>
-          <w:rFonts w:ascii="Times New Roman" w:hAnsi="Times New Roman" w:cs="Times New Roman"/>
-          <w:color w:val="000000" w:themeColor="text1"/>
-          <w:sz w:val="24"/>
-          <w:szCs w:val="24"/>
-          <w:lang w:val="en-IN"/>
-        </w:rPr>
-        <w:t>chisq.test</w:t>
-      </w:r>
-      <w:proofErr w:type="spellEnd"/>
-      <w:r>
-        <w:rPr>
-          <w:rFonts w:ascii="Times New Roman" w:hAnsi="Times New Roman" w:cs="Times New Roman"/>
-          <w:color w:val="000000" w:themeColor="text1"/>
-          <w:sz w:val="24"/>
-          <w:szCs w:val="24"/>
-          <w:lang w:val="en-IN"/>
-        </w:rPr>
-        <w:t>(data)</w:t>
+        <w:t>result &lt;- chisq.test(data)</w:t>
       </w:r>
     </w:p>
     <w:p>
@@ -4776,8 +1828,6 @@
           <w:lang w:val="en-IN"/>
         </w:rPr>
       </w:pPr>
-      <w:proofErr w:type="spellStart"/>
-      <w:proofErr w:type="gramStart"/>
       <w:r>
         <w:rPr>
           <w:rFonts w:ascii="Times New Roman" w:hAnsi="Times New Roman" w:cs="Times New Roman"/>
@@ -4787,20 +1837,8 @@
           <w:lang w:val="en-IN"/>
         </w:rPr>
         <w:lastRenderedPageBreak/>
-        <w:t>result$</w:t>
+        <w:t>result$expected</w:t>
       </w:r>
-      <w:proofErr w:type="gramEnd"/>
-      <w:r>
-        <w:rPr>
-          <w:rFonts w:ascii="Times New Roman" w:hAnsi="Times New Roman" w:cs="Times New Roman"/>
-          <w:color w:val="000000" w:themeColor="text1"/>
-          <w:sz w:val="24"/>
-          <w:szCs w:val="24"/>
-          <w:lang w:val="en-IN"/>
-        </w:rPr>
-        <w:t>expected</w:t>
-      </w:r>
-      <w:proofErr w:type="spellEnd"/>
     </w:p>
     <w:p>
       <w:pPr>
@@ -4896,7 +1934,6 @@
           <w:lang w:val="en-IN"/>
         </w:rPr>
       </w:pPr>
-      <w:proofErr w:type="gramStart"/>
       <w:r>
         <w:rPr>
           <w:rFonts w:ascii="Times New Roman" w:hAnsi="Times New Roman" w:cs="Times New Roman"/>
@@ -4905,30 +1942,7 @@
           <w:szCs w:val="24"/>
           <w:lang w:val="en-IN"/>
         </w:rPr>
-        <w:t xml:space="preserve">[ </w:t>
-      </w:r>
-      <w:proofErr w:type="spellStart"/>
-      <w:r>
-        <w:rPr>
-          <w:rFonts w:ascii="Times New Roman" w:hAnsi="Times New Roman" w:cs="Times New Roman"/>
-          <w:color w:val="000000" w:themeColor="text1"/>
-          <w:sz w:val="24"/>
-          <w:szCs w:val="24"/>
-          <w:lang w:val="en-IN"/>
-        </w:rPr>
-        <w:t>df</w:t>
-      </w:r>
-      <w:proofErr w:type="spellEnd"/>
-      <w:proofErr w:type="gramEnd"/>
-      <w:r>
-        <w:rPr>
-          <w:rFonts w:ascii="Times New Roman" w:hAnsi="Times New Roman" w:cs="Times New Roman"/>
-          <w:color w:val="000000" w:themeColor="text1"/>
-          <w:sz w:val="24"/>
-          <w:szCs w:val="24"/>
-          <w:lang w:val="en-IN"/>
-        </w:rPr>
-        <w:t xml:space="preserve">=(r-1)(c-1) </w:t>
+        <w:t xml:space="preserve">[ df=(r-1)(c-1) </w:t>
       </w:r>
       <w:r>
         <w:rPr>
@@ -4951,7 +1965,6 @@
           <w:lang w:val="en-IN"/>
         </w:rPr>
       </w:pPr>
-      <w:proofErr w:type="gramStart"/>
       <w:r>
         <w:rPr>
           <w:rFonts w:ascii="Times New Roman" w:hAnsi="Times New Roman" w:cs="Times New Roman"/>
@@ -4960,18 +1973,7 @@
           <w:szCs w:val="24"/>
           <w:lang w:val="en-IN"/>
         </w:rPr>
-        <w:t>where</w:t>
-      </w:r>
-      <w:proofErr w:type="gramEnd"/>
-      <w:r>
-        <w:rPr>
-          <w:rFonts w:ascii="Times New Roman" w:hAnsi="Times New Roman" w:cs="Times New Roman"/>
-          <w:color w:val="000000" w:themeColor="text1"/>
-          <w:sz w:val="24"/>
-          <w:szCs w:val="24"/>
-          <w:lang w:val="en-IN"/>
-        </w:rPr>
-        <w:t xml:space="preserve"> </w:t>
+        <w:t xml:space="preserve">where </w:t>
       </w:r>
       <w:r>
         <w:rPr>
@@ -5127,29 +2129,7 @@
           <w:szCs w:val="24"/>
           <w:lang w:val="en-IN"/>
         </w:rPr>
-        <w:t xml:space="preserve">A CSV file can be imported using the </w:t>
-      </w:r>
-      <w:proofErr w:type="gramStart"/>
-      <w:r>
-        <w:rPr>
-          <w:rFonts w:ascii="Times New Roman" w:hAnsi="Times New Roman" w:cs="Times New Roman"/>
-          <w:color w:val="000000" w:themeColor="text1"/>
-          <w:sz w:val="24"/>
-          <w:szCs w:val="24"/>
-          <w:lang w:val="en-IN"/>
-        </w:rPr>
-        <w:t>read.csv(</w:t>
-      </w:r>
-      <w:proofErr w:type="gramEnd"/>
-      <w:r>
-        <w:rPr>
-          <w:rFonts w:ascii="Times New Roman" w:hAnsi="Times New Roman" w:cs="Times New Roman"/>
-          <w:color w:val="000000" w:themeColor="text1"/>
-          <w:sz w:val="24"/>
-          <w:szCs w:val="24"/>
-          <w:lang w:val="en-IN"/>
-        </w:rPr>
-        <w:t>) function.</w:t>
+        <w:t>A CSV file can be imported using the read.csv() function.</w:t>
       </w:r>
     </w:p>
     <w:p>
@@ -5162,7 +2142,6 @@
           <w:lang w:val="en-IN"/>
         </w:rPr>
       </w:pPr>
-      <w:proofErr w:type="gramStart"/>
       <w:r>
         <w:rPr>
           <w:rFonts w:ascii="Times New Roman" w:hAnsi="Times New Roman" w:cs="Times New Roman"/>
@@ -5171,18 +2150,7 @@
           <w:szCs w:val="24"/>
           <w:lang w:val="en-IN"/>
         </w:rPr>
-        <w:t>data</w:t>
-      </w:r>
-      <w:proofErr w:type="gramEnd"/>
-      <w:r>
-        <w:rPr>
-          <w:rFonts w:ascii="Times New Roman" w:hAnsi="Times New Roman" w:cs="Times New Roman"/>
-          <w:color w:val="000000" w:themeColor="text1"/>
-          <w:sz w:val="24"/>
-          <w:szCs w:val="24"/>
-          <w:lang w:val="en-IN"/>
-        </w:rPr>
-        <w:t xml:space="preserve"> &lt;- read.csv("data.csv")</w:t>
+        <w:t>data &lt;- read.csv("data.csv")</w:t>
       </w:r>
     </w:p>
     <w:p>
@@ -5195,7 +2163,6 @@
           <w:lang w:val="en-IN"/>
         </w:rPr>
       </w:pPr>
-      <w:proofErr w:type="gramStart"/>
       <w:r>
         <w:rPr>
           <w:rFonts w:ascii="Times New Roman" w:hAnsi="Times New Roman" w:cs="Times New Roman"/>
@@ -5204,18 +2171,7 @@
           <w:szCs w:val="24"/>
           <w:lang w:val="en-IN"/>
         </w:rPr>
-        <w:t>print(</w:t>
-      </w:r>
-      <w:proofErr w:type="gramEnd"/>
-      <w:r>
-        <w:rPr>
-          <w:rFonts w:ascii="Times New Roman" w:hAnsi="Times New Roman" w:cs="Times New Roman"/>
-          <w:color w:val="000000" w:themeColor="text1"/>
-          <w:sz w:val="24"/>
-          <w:szCs w:val="24"/>
-          <w:lang w:val="en-IN"/>
-        </w:rPr>
-        <w:t>data)</w:t>
+        <w:t>print(data)</w:t>
       </w:r>
     </w:p>
     <w:p>
@@ -5266,7 +2222,7 @@
 </file>
 
 <file path=word/endnotes.xml><?xml version="1.0" encoding="utf-8"?>
-<w:endnotes xmlns:wpc="http://schemas.microsoft.com/office/word/2010/wordprocessingCanvas" xmlns:mc="http://schemas.openxmlformats.org/markup-compatibility/2006" xmlns:o="urn:schemas-microsoft-com:office:office" xmlns:r="http://schemas.openxmlformats.org/officeDocument/2006/relationships" xmlns:m="http://schemas.openxmlformats.org/officeDocument/2006/math" xmlns:v="urn:schemas-microsoft-com:vml" xmlns:wp14="http://schemas.microsoft.com/office/word/2010/wordprocessingDrawing" xmlns:wp="http://schemas.openxmlformats.org/drawingml/2006/wordprocessingDrawing" xmlns:w10="urn:schemas-microsoft-com:office:word" xmlns:w="http://schemas.openxmlformats.org/wordprocessingml/2006/main" xmlns:w14="http://schemas.microsoft.com/office/word/2010/wordml" xmlns:w15="http://schemas.microsoft.com/office/word/2012/wordml" xmlns:wpg="http://schemas.microsoft.com/office/word/2010/wordprocessingGroup" xmlns:wpi="http://schemas.microsoft.com/office/word/2010/wordprocessingInk" xmlns:wne="http://schemas.microsoft.com/office/word/2006/wordml" xmlns:wps="http://schemas.microsoft.com/office/word/2010/wordprocessingShape" mc:Ignorable="w14 w15 wp14">
+<w:endnotes xmlns:wpc="http://schemas.microsoft.com/office/word/2010/wordprocessingCanvas" xmlns:cx="http://schemas.microsoft.com/office/drawing/2014/chartex" xmlns:cx1="http://schemas.microsoft.com/office/drawing/2015/9/8/chartex" xmlns:cx2="http://schemas.microsoft.com/office/drawing/2015/10/21/chartex" xmlns:cx3="http://schemas.microsoft.com/office/drawing/2016/5/9/chartex" xmlns:cx4="http://schemas.microsoft.com/office/drawing/2016/5/10/chartex" xmlns:cx5="http://schemas.microsoft.com/office/drawing/2016/5/11/chartex" xmlns:cx6="http://schemas.microsoft.com/office/drawing/2016/5/12/chartex" xmlns:cx7="http://schemas.microsoft.com/office/drawing/2016/5/13/chartex" xmlns:cx8="http://schemas.microsoft.com/office/drawing/2016/5/14/chartex" xmlns:mc="http://schemas.openxmlformats.org/markup-compatibility/2006" xmlns:aink="http://schemas.microsoft.com/office/drawing/2016/ink" xmlns:am3d="http://schemas.microsoft.com/office/drawing/2017/model3d" xmlns:o="urn:schemas-microsoft-com:office:office" xmlns:oel="http://schemas.microsoft.com/office/2019/extlst" xmlns:r="http://schemas.openxmlformats.org/officeDocument/2006/relationships" xmlns:m="http://schemas.openxmlformats.org/officeDocument/2006/math" xmlns:v="urn:schemas-microsoft-com:vml" xmlns:wp14="http://schemas.microsoft.com/office/word/2010/wordprocessingDrawing" xmlns:wp="http://schemas.openxmlformats.org/drawingml/2006/wordprocessingDrawing" xmlns:w10="urn:schemas-microsoft-com:office:word" xmlns:w="http://schemas.openxmlformats.org/wordprocessingml/2006/main" xmlns:w14="http://schemas.microsoft.com/office/word/2010/wordml" xmlns:w15="http://schemas.microsoft.com/office/word/2012/wordml" xmlns:w16cex="http://schemas.microsoft.com/office/word/2018/wordml/cex" xmlns:w16cid="http://schemas.microsoft.com/office/word/2016/wordml/cid" xmlns:w16="http://schemas.microsoft.com/office/word/2018/wordml" xmlns:w16du="http://schemas.microsoft.com/office/word/2023/wordml/word16du" xmlns:w16sdtdh="http://schemas.microsoft.com/office/word/2020/wordml/sdtdatahash" xmlns:w16sdtfl="http://schemas.microsoft.com/office/word/2024/wordml/sdtformatlock" xmlns:w16se="http://schemas.microsoft.com/office/word/2015/wordml/symex" xmlns:wpg="http://schemas.microsoft.com/office/word/2010/wordprocessingGroup" xmlns:wpi="http://schemas.microsoft.com/office/word/2010/wordprocessingInk" xmlns:wne="http://schemas.microsoft.com/office/word/2006/wordml" xmlns:wps="http://schemas.microsoft.com/office/word/2010/wordprocessingShape" mc:Ignorable="w14 w15 w16se w16cid w16 w16cex w16sdtdh w16sdtfl w16du wp14">
   <w:endnote w:type="separator" w:id="-1">
     <w:p>
       <w:pPr>
@@ -5291,7 +2247,7 @@
 </file>
 
 <file path=word/footer1.xml><?xml version="1.0" encoding="utf-8"?>
-<w:ftr xmlns:wpc="http://schemas.microsoft.com/office/word/2010/wordprocessingCanvas" xmlns:mc="http://schemas.openxmlformats.org/markup-compatibility/2006" xmlns:o="urn:schemas-microsoft-com:office:office" xmlns:r="http://schemas.openxmlformats.org/officeDocument/2006/relationships" xmlns:m="http://schemas.openxmlformats.org/officeDocument/2006/math" xmlns:v="urn:schemas-microsoft-com:vml" xmlns:wp14="http://schemas.microsoft.com/office/word/2010/wordprocessingDrawing" xmlns:wp="http://schemas.openxmlformats.org/drawingml/2006/wordprocessingDrawing" xmlns:w10="urn:schemas-microsoft-com:office:word" xmlns:w="http://schemas.openxmlformats.org/wordprocessingml/2006/main" xmlns:w14="http://schemas.microsoft.com/office/word/2010/wordml" xmlns:w15="http://schemas.microsoft.com/office/word/2012/wordml" xmlns:wpg="http://schemas.microsoft.com/office/word/2010/wordprocessingGroup" xmlns:wpi="http://schemas.microsoft.com/office/word/2010/wordprocessingInk" xmlns:wne="http://schemas.microsoft.com/office/word/2006/wordml" xmlns:wps="http://schemas.microsoft.com/office/word/2010/wordprocessingShape" mc:Ignorable="w14 w15 wp14">
+<w:ftr xmlns:wpc="http://schemas.microsoft.com/office/word/2010/wordprocessingCanvas" xmlns:cx="http://schemas.microsoft.com/office/drawing/2014/chartex" xmlns:cx1="http://schemas.microsoft.com/office/drawing/2015/9/8/chartex" xmlns:cx2="http://schemas.microsoft.com/office/drawing/2015/10/21/chartex" xmlns:cx3="http://schemas.microsoft.com/office/drawing/2016/5/9/chartex" xmlns:cx4="http://schemas.microsoft.com/office/drawing/2016/5/10/chartex" xmlns:cx5="http://schemas.microsoft.com/office/drawing/2016/5/11/chartex" xmlns:cx6="http://schemas.microsoft.com/office/drawing/2016/5/12/chartex" xmlns:cx7="http://schemas.microsoft.com/office/drawing/2016/5/13/chartex" xmlns:cx8="http://schemas.microsoft.com/office/drawing/2016/5/14/chartex" xmlns:mc="http://schemas.openxmlformats.org/markup-compatibility/2006" xmlns:aink="http://schemas.microsoft.com/office/drawing/2016/ink" xmlns:am3d="http://schemas.microsoft.com/office/drawing/2017/model3d" xmlns:o="urn:schemas-microsoft-com:office:office" xmlns:oel="http://schemas.microsoft.com/office/2019/extlst" xmlns:r="http://schemas.openxmlformats.org/officeDocument/2006/relationships" xmlns:m="http://schemas.openxmlformats.org/officeDocument/2006/math" xmlns:v="urn:schemas-microsoft-com:vml" xmlns:wp14="http://schemas.microsoft.com/office/word/2010/wordprocessingDrawing" xmlns:wp="http://schemas.openxmlformats.org/drawingml/2006/wordprocessingDrawing" xmlns:w10="urn:schemas-microsoft-com:office:word" xmlns:w="http://schemas.openxmlformats.org/wordprocessingml/2006/main" xmlns:w14="http://schemas.microsoft.com/office/word/2010/wordml" xmlns:w15="http://schemas.microsoft.com/office/word/2012/wordml" xmlns:w16cex="http://schemas.microsoft.com/office/word/2018/wordml/cex" xmlns:w16cid="http://schemas.microsoft.com/office/word/2016/wordml/cid" xmlns:w16="http://schemas.microsoft.com/office/word/2018/wordml" xmlns:w16du="http://schemas.microsoft.com/office/word/2023/wordml/word16du" xmlns:w16sdtdh="http://schemas.microsoft.com/office/word/2020/wordml/sdtdatahash" xmlns:w16sdtfl="http://schemas.microsoft.com/office/word/2024/wordml/sdtformatlock" xmlns:w16se="http://schemas.microsoft.com/office/word/2015/wordml/symex" xmlns:wpg="http://schemas.microsoft.com/office/word/2010/wordprocessingGroup" xmlns:wpi="http://schemas.microsoft.com/office/word/2010/wordprocessingInk" xmlns:wne="http://schemas.microsoft.com/office/word/2006/wordml" xmlns:wps="http://schemas.microsoft.com/office/word/2010/wordprocessingShape" mc:Ignorable="w14 w15 w16se w16cid w16 w16cex w16sdtdh w16sdtfl w16du wp14">
   <w:p>
     <w:pPr>
       <w:pStyle w:val="Footer"/>
@@ -5302,7 +2258,7 @@
 </file>
 
 <file path=word/footnotes.xml><?xml version="1.0" encoding="utf-8"?>
-<w:footnotes xmlns:wpc="http://schemas.microsoft.com/office/word/2010/wordprocessingCanvas" xmlns:mc="http://schemas.openxmlformats.org/markup-compatibility/2006" xmlns:o="urn:schemas-microsoft-com:office:office" xmlns:r="http://schemas.openxmlformats.org/officeDocument/2006/relationships" xmlns:m="http://schemas.openxmlformats.org/officeDocument/2006/math" xmlns:v="urn:schemas-microsoft-com:vml" xmlns:wp14="http://schemas.microsoft.com/office/word/2010/wordprocessingDrawing" xmlns:wp="http://schemas.openxmlformats.org/drawingml/2006/wordprocessingDrawing" xmlns:w10="urn:schemas-microsoft-com:office:word" xmlns:w="http://schemas.openxmlformats.org/wordprocessingml/2006/main" xmlns:w14="http://schemas.microsoft.com/office/word/2010/wordml" xmlns:w15="http://schemas.microsoft.com/office/word/2012/wordml" xmlns:wpg="http://schemas.microsoft.com/office/word/2010/wordprocessingGroup" xmlns:wpi="http://schemas.microsoft.com/office/word/2010/wordprocessingInk" xmlns:wne="http://schemas.microsoft.com/office/word/2006/wordml" xmlns:wps="http://schemas.microsoft.com/office/word/2010/wordprocessingShape" mc:Ignorable="w14 w15 wp14">
+<w:footnotes xmlns:wpc="http://schemas.microsoft.com/office/word/2010/wordprocessingCanvas" xmlns:cx="http://schemas.microsoft.com/office/drawing/2014/chartex" xmlns:cx1="http://schemas.microsoft.com/office/drawing/2015/9/8/chartex" xmlns:cx2="http://schemas.microsoft.com/office/drawing/2015/10/21/chartex" xmlns:cx3="http://schemas.microsoft.com/office/drawing/2016/5/9/chartex" xmlns:cx4="http://schemas.microsoft.com/office/drawing/2016/5/10/chartex" xmlns:cx5="http://schemas.microsoft.com/office/drawing/2016/5/11/chartex" xmlns:cx6="http://schemas.microsoft.com/office/drawing/2016/5/12/chartex" xmlns:cx7="http://schemas.microsoft.com/office/drawing/2016/5/13/chartex" xmlns:cx8="http://schemas.microsoft.com/office/drawing/2016/5/14/chartex" xmlns:mc="http://schemas.openxmlformats.org/markup-compatibility/2006" xmlns:aink="http://schemas.microsoft.com/office/drawing/2016/ink" xmlns:am3d="http://schemas.microsoft.com/office/drawing/2017/model3d" xmlns:o="urn:schemas-microsoft-com:office:office" xmlns:oel="http://schemas.microsoft.com/office/2019/extlst" xmlns:r="http://schemas.openxmlformats.org/officeDocument/2006/relationships" xmlns:m="http://schemas.openxmlformats.org/officeDocument/2006/math" xmlns:v="urn:schemas-microsoft-com:vml" xmlns:wp14="http://schemas.microsoft.com/office/word/2010/wordprocessingDrawing" xmlns:wp="http://schemas.openxmlformats.org/drawingml/2006/wordprocessingDrawing" xmlns:w10="urn:schemas-microsoft-com:office:word" xmlns:w="http://schemas.openxmlformats.org/wordprocessingml/2006/main" xmlns:w14="http://schemas.microsoft.com/office/word/2010/wordml" xmlns:w15="http://schemas.microsoft.com/office/word/2012/wordml" xmlns:w16cex="http://schemas.microsoft.com/office/word/2018/wordml/cex" xmlns:w16cid="http://schemas.microsoft.com/office/word/2016/wordml/cid" xmlns:w16="http://schemas.microsoft.com/office/word/2018/wordml" xmlns:w16du="http://schemas.microsoft.com/office/word/2023/wordml/word16du" xmlns:w16sdtdh="http://schemas.microsoft.com/office/word/2020/wordml/sdtdatahash" xmlns:w16sdtfl="http://schemas.microsoft.com/office/word/2024/wordml/sdtformatlock" xmlns:w16se="http://schemas.microsoft.com/office/word/2015/wordml/symex" xmlns:wpg="http://schemas.microsoft.com/office/word/2010/wordprocessingGroup" xmlns:wpi="http://schemas.microsoft.com/office/word/2010/wordprocessingInk" xmlns:wne="http://schemas.microsoft.com/office/word/2006/wordml" xmlns:wps="http://schemas.microsoft.com/office/word/2010/wordprocessingShape" mc:Ignorable="w14 w15 w16se w16cid w16 w16cex w16sdtdh w16sdtfl w16du wp14">
   <w:footnote w:type="separator" w:id="-1">
     <w:p>
       <w:pPr>
@@ -5327,7 +2283,7 @@
 </file>
 
 <file path=word/numbering.xml><?xml version="1.0" encoding="utf-8"?>
-<w:numbering xmlns:wpc="http://schemas.microsoft.com/office/word/2010/wordprocessingCanvas" xmlns:mc="http://schemas.openxmlformats.org/markup-compatibility/2006" xmlns:o="urn:schemas-microsoft-com:office:office" xmlns:r="http://schemas.openxmlformats.org/officeDocument/2006/relationships" xmlns:m="http://schemas.openxmlformats.org/officeDocument/2006/math" xmlns:v="urn:schemas-microsoft-com:vml" xmlns:wp14="http://schemas.microsoft.com/office/word/2010/wordprocessingDrawing" xmlns:wp="http://schemas.openxmlformats.org/drawingml/2006/wordprocessingDrawing" xmlns:w10="urn:schemas-microsoft-com:office:word" xmlns:w="http://schemas.openxmlformats.org/wordprocessingml/2006/main" xmlns:w14="http://schemas.microsoft.com/office/word/2010/wordml" xmlns:w15="http://schemas.microsoft.com/office/word/2012/wordml" xmlns:wpg="http://schemas.microsoft.com/office/word/2010/wordprocessingGroup" xmlns:wpi="http://schemas.microsoft.com/office/word/2010/wordprocessingInk" xmlns:wne="http://schemas.microsoft.com/office/word/2006/wordml" xmlns:wps="http://schemas.microsoft.com/office/word/2010/wordprocessingShape" mc:Ignorable="w14 w15 wp14">
+<w:numbering xmlns:wpc="http://schemas.microsoft.com/office/word/2010/wordprocessingCanvas" xmlns:cx="http://schemas.microsoft.com/office/drawing/2014/chartex" xmlns:cx1="http://schemas.microsoft.com/office/drawing/2015/9/8/chartex" xmlns:cx2="http://schemas.microsoft.com/office/drawing/2015/10/21/chartex" xmlns:cx3="http://schemas.microsoft.com/office/drawing/2016/5/9/chartex" xmlns:cx4="http://schemas.microsoft.com/office/drawing/2016/5/10/chartex" xmlns:cx5="http://schemas.microsoft.com/office/drawing/2016/5/11/chartex" xmlns:cx6="http://schemas.microsoft.com/office/drawing/2016/5/12/chartex" xmlns:cx7="http://schemas.microsoft.com/office/drawing/2016/5/13/chartex" xmlns:cx8="http://schemas.microsoft.com/office/drawing/2016/5/14/chartex" xmlns:mc="http://schemas.openxmlformats.org/markup-compatibility/2006" xmlns:aink="http://schemas.microsoft.com/office/drawing/2016/ink" xmlns:am3d="http://schemas.microsoft.com/office/drawing/2017/model3d" xmlns:o="urn:schemas-microsoft-com:office:office" xmlns:oel="http://schemas.microsoft.com/office/2019/extlst" xmlns:r="http://schemas.openxmlformats.org/officeDocument/2006/relationships" xmlns:m="http://schemas.openxmlformats.org/officeDocument/2006/math" xmlns:v="urn:schemas-microsoft-com:vml" xmlns:wp14="http://schemas.microsoft.com/office/word/2010/wordprocessingDrawing" xmlns:wp="http://schemas.openxmlformats.org/drawingml/2006/wordprocessingDrawing" xmlns:w10="urn:schemas-microsoft-com:office:word" xmlns:w="http://schemas.openxmlformats.org/wordprocessingml/2006/main" xmlns:w14="http://schemas.microsoft.com/office/word/2010/wordml" xmlns:w15="http://schemas.microsoft.com/office/word/2012/wordml" xmlns:w16cex="http://schemas.microsoft.com/office/word/2018/wordml/cex" xmlns:w16cid="http://schemas.microsoft.com/office/word/2016/wordml/cid" xmlns:w16="http://schemas.microsoft.com/office/word/2018/wordml" xmlns:w16du="http://schemas.microsoft.com/office/word/2023/wordml/word16du" xmlns:w16sdtdh="http://schemas.microsoft.com/office/word/2020/wordml/sdtdatahash" xmlns:w16sdtfl="http://schemas.microsoft.com/office/word/2024/wordml/sdtformatlock" xmlns:w16se="http://schemas.microsoft.com/office/word/2015/wordml/symex" xmlns:wpg="http://schemas.microsoft.com/office/word/2010/wordprocessingGroup" xmlns:wpi="http://schemas.microsoft.com/office/word/2010/wordprocessingInk" xmlns:wne="http://schemas.microsoft.com/office/word/2006/wordml" xmlns:wps="http://schemas.microsoft.com/office/word/2010/wordprocessingShape" mc:Ignorable="w14 w15 w16se w16cid w16 w16cex w16sdtdh w16sdtfl w16du wp14">
   <w:abstractNum w:abstractNumId="0" w15:restartNumberingAfterBreak="0">
     <w:nsid w:val="FFFFFF7E"/>
     <w:multiLevelType w:val="singleLevel"/>
@@ -5594,32 +2550,32 @@
       </w:rPr>
     </w:lvl>
   </w:abstractNum>
-  <w:num w:numId="1">
+  <w:num w:numId="1" w16cid:durableId="72432150">
     <w:abstractNumId w:val="5"/>
   </w:num>
-  <w:num w:numId="2">
+  <w:num w:numId="2" w16cid:durableId="2132702805">
     <w:abstractNumId w:val="3"/>
   </w:num>
-  <w:num w:numId="3">
+  <w:num w:numId="3" w16cid:durableId="1935239981">
     <w:abstractNumId w:val="2"/>
   </w:num>
-  <w:num w:numId="4">
+  <w:num w:numId="4" w16cid:durableId="130639478">
     <w:abstractNumId w:val="4"/>
   </w:num>
-  <w:num w:numId="5">
+  <w:num w:numId="5" w16cid:durableId="1148549339">
     <w:abstractNumId w:val="1"/>
   </w:num>
-  <w:num w:numId="6">
+  <w:num w:numId="6" w16cid:durableId="1314793775">
     <w:abstractNumId w:val="0"/>
   </w:num>
-  <w:num w:numId="7">
+  <w:num w:numId="7" w16cid:durableId="1502818231">
     <w:abstractNumId w:val="6"/>
   </w:num>
 </w:numbering>
 </file>
 
 <file path=word/styles.xml><?xml version="1.0" encoding="utf-8"?>
-<w:styles xmlns:mc="http://schemas.openxmlformats.org/markup-compatibility/2006" xmlns:r="http://schemas.openxmlformats.org/officeDocument/2006/relationships" xmlns:w="http://schemas.openxmlformats.org/wordprocessingml/2006/main" xmlns:w14="http://schemas.microsoft.com/office/word/2010/wordml" xmlns:w15="http://schemas.microsoft.com/office/word/2012/wordml" mc:Ignorable="w14 w15">
+<w:styles xmlns:mc="http://schemas.openxmlformats.org/markup-compatibility/2006" xmlns:r="http://schemas.openxmlformats.org/officeDocument/2006/relationships" xmlns:w="http://schemas.openxmlformats.org/wordprocessingml/2006/main" xmlns:w14="http://schemas.microsoft.com/office/word/2010/wordml" xmlns:w15="http://schemas.microsoft.com/office/word/2012/wordml" xmlns:w16cex="http://schemas.microsoft.com/office/word/2018/wordml/cex" xmlns:w16cid="http://schemas.microsoft.com/office/word/2016/wordml/cid" xmlns:w16="http://schemas.microsoft.com/office/word/2018/wordml" xmlns:w16du="http://schemas.microsoft.com/office/word/2023/wordml/word16du" xmlns:w16sdtdh="http://schemas.microsoft.com/office/word/2020/wordml/sdtdatahash" xmlns:w16sdtfl="http://schemas.microsoft.com/office/word/2024/wordml/sdtformatlock" xmlns:w16se="http://schemas.microsoft.com/office/word/2015/wordml/symex" mc:Ignorable="w14 w15 w16se w16cid w16 w16cex w16sdtdh w16sdtfl w16du">
   <w:docDefaults>
     <w:rPrDefault>
       <w:rPr>
@@ -5629,7 +2585,7 @@
     </w:rPrDefault>
     <w:pPrDefault/>
   </w:docDefaults>
-  <w:latentStyles w:defLockedState="0" w:defUIPriority="99" w:defSemiHidden="0" w:defUnhideWhenUsed="0" w:defQFormat="0" w:count="371">
+  <w:latentStyles w:defLockedState="0" w:defUIPriority="99" w:defSemiHidden="0" w:defUnhideWhenUsed="0" w:defQFormat="0" w:count="376">
     <w:lsdException w:name="Normal" w:uiPriority="0" w:qFormat="1"/>
     <w:lsdException w:name="heading 1" w:uiPriority="9" w:qFormat="1"/>
     <w:lsdException w:name="heading 2" w:uiPriority="9" w:unhideWhenUsed="1" w:qFormat="1"/>
@@ -6001,6 +2957,11 @@
     <w:lsdException w:name="List Table 5 Dark Accent 6" w:uiPriority="50"/>
     <w:lsdException w:name="List Table 6 Colorful Accent 6" w:uiPriority="51"/>
     <w:lsdException w:name="List Table 7 Colorful Accent 6" w:uiPriority="52"/>
+    <w:lsdException w:name="Mention" w:semiHidden="1" w:unhideWhenUsed="1"/>
+    <w:lsdException w:name="Smart Hyperlink" w:semiHidden="1" w:unhideWhenUsed="1"/>
+    <w:lsdException w:name="Hashtag" w:semiHidden="1" w:unhideWhenUsed="1"/>
+    <w:lsdException w:name="Unresolved Mention" w:semiHidden="1" w:unhideWhenUsed="1"/>
+    <w:lsdException w:name="Smart Link" w:semiHidden="1" w:unhideWhenUsed="1"/>
   </w:latentStyles>
   <w:style w:type="paragraph" w:default="1" w:styleId="Normal">
     <w:name w:val="Normal"/>
